--- a/asset บทที่ 2.docx
+++ b/asset บทที่ 2.docx
@@ -59,13 +59,778 @@
     </w:p>
     <w:p>
       <w:pPr>
+        <w:pStyle w:val="Heading2"/>
+      </w:pPr>
+      <w:r>
+        <w:rPr>
+          <w:rFonts w:hint="cs"/>
+          <w:cs/>
+        </w:rPr>
+        <w:t>ซอฟท์แวร์ที่ใช้</w:t>
+      </w:r>
+    </w:p>
+    <w:p>
+      <w:pPr>
+        <w:pStyle w:val="Heading3"/>
+      </w:pPr>
+      <w:r>
+        <w:t>Visual Studio Code</w:t>
+      </w:r>
+    </w:p>
+    <w:p>
+      <w:pPr>
+        <w:pStyle w:val="Heading3"/>
+      </w:pPr>
+      <w:r>
+        <w:t>OpenCode</w:t>
+      </w:r>
+    </w:p>
+    <w:p>
+      <w:pPr>
+        <w:pStyle w:val="Heading3"/>
+      </w:pPr>
+      <w:r>
+        <w:t>MySQL</w:t>
+      </w:r>
+    </w:p>
+    <w:p>
+      <w:pPr>
+        <w:pStyle w:val="Heading3"/>
+      </w:pPr>
+      <w:r>
+        <w:t>NodeJS</w:t>
+      </w:r>
+    </w:p>
+    <w:p>
+      <w:pPr>
+        <w:pStyle w:val="Heading2"/>
+      </w:pPr>
+      <w:r>
+        <w:t>Visual Studio Code</w:t>
+      </w:r>
+    </w:p>
+    <w:p>
+      <w:r>
+        <w:tab/>
+      </w:r>
+      <w:r>
+        <w:rPr>
+          <w:cs/>
+        </w:rPr>
+        <w:t>วิชวลสตูดิโอโค้ด (</w:t>
+      </w:r>
+      <w:r>
+        <w:t xml:space="preserve">Visual Studio Code) </w:t>
+      </w:r>
+      <w:r>
+        <w:rPr>
+          <w:cs/>
+        </w:rPr>
+        <w:t xml:space="preserve">เป็นโปรแกรมแก้ไขซอร์สโค้ดที่พัฒนาโดยไมโครซอฟท์สำหรับ </w:t>
+      </w:r>
+      <w:r>
+        <w:t xml:space="preserve">Windows, Linux </w:t>
+      </w:r>
+      <w:r>
+        <w:rPr>
+          <w:cs/>
+        </w:rPr>
+        <w:t xml:space="preserve">และ </w:t>
+      </w:r>
+      <w:r>
+        <w:t xml:space="preserve">macOS </w:t>
+      </w:r>
+      <w:r>
+        <w:rPr>
+          <w:cs/>
+        </w:rPr>
+        <w:t xml:space="preserve">มีการสนับสนุนสำหรับการดีบัก การควบคุม </w:t>
+      </w:r>
+      <w:r>
+        <w:t xml:space="preserve">Git </w:t>
+      </w:r>
+      <w:r>
+        <w:rPr>
+          <w:cs/>
+        </w:rPr>
+        <w:t xml:space="preserve">ในตัวและ </w:t>
+      </w:r>
+      <w:r>
+        <w:t xml:space="preserve">GitHub </w:t>
+      </w:r>
+      <w:r>
+        <w:rPr>
+          <w:cs/>
+        </w:rPr>
+        <w:t xml:space="preserve">การเน้นไวยากรณ์ การเติมโค้ดอัจฉริยะ ตัวอย่าง และ </w:t>
+      </w:r>
+      <w:r>
+        <w:t xml:space="preserve">code refactoring </w:t>
+      </w:r>
+      <w:r>
+        <w:rPr>
+          <w:cs/>
+        </w:rPr>
+        <w:t xml:space="preserve">มันสามารถปรับแต่งได้หลายอย่าง ให้ผู้ใช้สามารถเปลี่ยนธีม แป้นพิมพ์ลัด การตั้งค่า และติดตั้งส่วนขยายที่เพิ่มฟังก์ชันการทำงานเพิ่มเติม ซอร์สโค้ดนั้นฟรีและโอเพนซอร์สและเผยแพร่ภายใต้สิทธิ์การใช้งาน </w:t>
+      </w:r>
+      <w:r>
+        <w:t>MIT</w:t>
+      </w:r>
+      <w:r>
+        <w:rPr>
+          <w:cs/>
+        </w:rPr>
+        <w:t>ไบนารีที่คอมไพล์แล้วเป็นฟรีแวร์และฟรีสำหรับการใช้ส่วนตัวหรือเพื่อการค้า</w:t>
+      </w:r>
+    </w:p>
+    <w:p>
+      <w:r>
+        <w:tab/>
+      </w:r>
+      <w:r>
+        <w:rPr>
+          <w:cs/>
+        </w:rPr>
+        <w:t xml:space="preserve">วิชวลสตูดิโอโค้ดใช้อิเล็กตรอนเป็นเฟรมเวิร์กที่ใช้ในการปรับใช้แอพพลิเคชั่น </w:t>
+      </w:r>
+      <w:r>
+        <w:t xml:space="preserve">Node.js </w:t>
+      </w:r>
+      <w:r>
+        <w:rPr>
+          <w:cs/>
+        </w:rPr>
+        <w:t xml:space="preserve">สำหรับเดสก์ท็อปที่รันบนเอ็นจิ้น </w:t>
+      </w:r>
+      <w:r>
+        <w:t xml:space="preserve">Blink </w:t>
+      </w:r>
+      <w:r>
+        <w:rPr>
+          <w:cs/>
+        </w:rPr>
+        <w:t>แม้ว่าจะใช้เฟรมเวิร์กอิเล็กตรอน</w:t>
+      </w:r>
+      <w:r>
+        <w:t xml:space="preserve">= </w:t>
+      </w:r>
+      <w:r>
+        <w:rPr>
+          <w:cs/>
+        </w:rPr>
+        <w:t>ซอฟต์แวร์นี้ไม่ได้ใช้อะตอม และใช้คอมโพเนนต์ตัวแก้ไขเดียวกัน (ชื่อรหัส "</w:t>
+      </w:r>
+      <w:r>
+        <w:t xml:space="preserve">Monaco") </w:t>
+      </w:r>
+      <w:r>
+        <w:rPr>
+          <w:cs/>
+        </w:rPr>
+        <w:t xml:space="preserve">กับที่ใช้ใน </w:t>
+      </w:r>
+      <w:r>
+        <w:t>Azure DevOps (</w:t>
+      </w:r>
+      <w:r>
+        <w:rPr>
+          <w:cs/>
+        </w:rPr>
+        <w:t xml:space="preserve">เดิมชื่อ </w:t>
+      </w:r>
+      <w:r>
+        <w:t xml:space="preserve">Visual Studio Online </w:t>
+      </w:r>
+      <w:r>
+        <w:rPr>
+          <w:cs/>
+        </w:rPr>
+        <w:t xml:space="preserve">และ </w:t>
+      </w:r>
+      <w:r>
+        <w:t>Visual Studio Team Services)</w:t>
+      </w:r>
+    </w:p>
+    <w:p>
+      <w:r>
+        <w:tab/>
+      </w:r>
+      <w:r>
+        <w:rPr>
+          <w:cs/>
+        </w:rPr>
+        <w:t xml:space="preserve">ในการสำรวจนักพัฒนา </w:t>
+      </w:r>
+      <w:r>
+        <w:t xml:space="preserve">Stack Overflow 2019 </w:t>
+      </w:r>
+      <w:r>
+        <w:rPr>
+          <w:cs/>
+        </w:rPr>
+        <w:t xml:space="preserve">วิชวลสตูดิโอโค้ดได้รับการจัดอันดับให้เป็นเครื่องมือสำหรับนักพัฒนาด้านสิ่งแวดล้อมที่ได้รับความนิยมมากที่สุดโดย </w:t>
+      </w:r>
+      <w:r>
+        <w:t xml:space="preserve">50.7% </w:t>
+      </w:r>
+      <w:r>
+        <w:rPr>
+          <w:cs/>
+        </w:rPr>
+        <w:t xml:space="preserve">ของผู้ตอบแบบสอบถาม </w:t>
+      </w:r>
+      <w:r>
+        <w:t xml:space="preserve">87,317 </w:t>
+      </w:r>
+      <w:r>
+        <w:rPr>
+          <w:cs/>
+        </w:rPr>
+        <w:t>รายอ้างว่าใช้งาน</w:t>
+      </w:r>
+    </w:p>
+    <w:p/>
+    <w:p>
+      <w:pPr>
+        <w:pStyle w:val="Heading2"/>
+      </w:pPr>
+      <w:r>
+        <w:t>OpenCode</w:t>
+      </w:r>
+    </w:p>
+    <w:p>
+      <w:r>
+        <w:tab/>
+      </w:r>
+      <w:r>
+        <w:rPr>
+          <w:cs/>
+        </w:rPr>
+        <w:t>โอเพนโค้ด (</w:t>
+      </w:r>
+      <w:r>
+        <w:t xml:space="preserve">Open Code) </w:t>
+      </w:r>
+      <w:r>
+        <w:rPr>
+          <w:cs/>
+        </w:rPr>
+        <w:t>หรือที่รู้จักกันอย่างแพร่หลายในชื่อ โอเพนซอร์ส (</w:t>
+      </w:r>
+      <w:r>
+        <w:t xml:space="preserve">Open Source) </w:t>
+      </w:r>
+      <w:r>
+        <w:rPr>
+          <w:cs/>
+        </w:rPr>
+        <w:t>คือรูปแบบการพัฒนาซอฟต์แวร์ที่เปิดเผยชุดคำสั่งต้นฉบับ (</w:t>
+      </w:r>
+      <w:r>
+        <w:t xml:space="preserve">Source Code) </w:t>
+      </w:r>
+      <w:r>
+        <w:rPr>
+          <w:cs/>
+        </w:rPr>
+        <w:t>สู่สาธารณะ เพื่อให้นักพัฒนาและผู้ใช้งานทั่วไปสามารถเข้าถึง นำไปใช้งาน ตรวจสอบ แก้ไข ดัดแปลง และพัฒนาต่อยอดได้อย่างอิสระภายใต้เงื่อนไขของสัญญาอนุญาต (</w:t>
+      </w:r>
+      <w:r>
+        <w:t xml:space="preserve">License) </w:t>
+      </w:r>
+      <w:r>
+        <w:rPr>
+          <w:cs/>
+        </w:rPr>
+        <w:t xml:space="preserve">เช่น </w:t>
+      </w:r>
+      <w:r>
+        <w:t xml:space="preserve">MIT, GPL </w:t>
+      </w:r>
+      <w:r>
+        <w:rPr>
+          <w:cs/>
+        </w:rPr>
+        <w:t xml:space="preserve">หรือ </w:t>
+      </w:r>
+      <w:r>
+        <w:t xml:space="preserve">Apache </w:t>
+      </w:r>
+      <w:r>
+        <w:rPr>
+          <w:cs/>
+        </w:rPr>
+        <w:t>การ</w:t>
+      </w:r>
+      <w:r>
+        <w:rPr>
+          <w:cs/>
+        </w:rPr>
+        <w:lastRenderedPageBreak/>
+        <w:t>เปิดกว้างเช่นนี้ช่วยทลายข้อจำกัดด้านการผูกขาดทางเทคโนโลยี และส่งเสริมการทำงานร่วมกัน (</w:t>
+      </w:r>
+      <w:r>
+        <w:t xml:space="preserve">Collaboration) </w:t>
+      </w:r>
+      <w:r>
+        <w:rPr>
+          <w:cs/>
+        </w:rPr>
+        <w:t>ของเครือข่ายนักพัฒนาทั่วโลก ซึ่งจะเข้ามาช่วยกันตรวจสอบข้อผิดพลาด อุดช่องโหว่ด้านความปลอดภัย และเพิ่มประสิทธิภาพของซอฟต์แวร์ให้ดียิ่งขึ้นอย่างรวดเร็วและต่อเนื่อง</w:t>
+      </w:r>
+    </w:p>
+    <w:p>
+      <w:pPr>
+        <w:rPr>
+          <w:rFonts w:hint="cs"/>
+        </w:rPr>
+      </w:pPr>
+      <w:r>
+        <w:tab/>
+      </w:r>
+      <w:r>
+        <w:rPr>
+          <w:cs/>
+        </w:rPr>
+        <w:t xml:space="preserve">ในอุตสาหกรรมเทคโนโลยีปัจจุบัน </w:t>
+      </w:r>
+      <w:r>
+        <w:t xml:space="preserve">Open Code </w:t>
+      </w:r>
+      <w:r>
+        <w:rPr>
+          <w:cs/>
+        </w:rPr>
+        <w:t>ถือเป็นรากฐานสำคัญที่ขับเคลื่อนนวัตกรรมระดับโลกมากมาย ไม่ว่าจะเป็นระบบปฏิบัติการ โครงสร้างพื้นฐานทางคลาวด์ (</w:t>
+      </w:r>
+      <w:r>
+        <w:t xml:space="preserve">Cloud Infrastructure) </w:t>
+      </w:r>
+      <w:r>
+        <w:rPr>
+          <w:cs/>
+        </w:rPr>
+        <w:t>หรือเทคโนโลยีปัญญาประดิษฐ์ (</w:t>
+      </w:r>
+      <w:r>
+        <w:t xml:space="preserve">AI) </w:t>
+      </w:r>
+      <w:r>
+        <w:rPr>
+          <w:cs/>
+        </w:rPr>
+        <w:t>การนำแนวคิดนี้มาใช้ไม่เพียงแต่ช่วยองค์กรและนักพัฒนาลดต้นทุนและย่นระยะเวลาในการสร้างผลิตภัณฑ์ใหม่ ๆ แต่ยังเป็นการสร้างระบบนิเวศ (</w:t>
+      </w:r>
+      <w:r>
+        <w:t xml:space="preserve">Ecosystem) </w:t>
+      </w:r>
+      <w:r>
+        <w:rPr>
+          <w:cs/>
+        </w:rPr>
+        <w:t>ของชุมชนที่แข็งแกร่งซึ่งเน้นความโปร่งใส (</w:t>
+      </w:r>
+      <w:r>
+        <w:t xml:space="preserve">Transparency) </w:t>
+      </w:r>
+      <w:r>
+        <w:rPr>
+          <w:cs/>
+        </w:rPr>
+        <w:t>และการแบ่งปันความรู้ ส่งผลให้เกิดมาตรฐานทางเทคโนโลยีใหม่ ๆ ที่มีความยั่งยืนและเปิดโอกาสให้ทุกคนสามารถเข้าถึงเพื่อนำไปใช้ประโยชน์สูงสุดได้</w:t>
+      </w:r>
+    </w:p>
+    <w:p>
+      <w:pPr>
         <w:rPr>
           <w:rFonts w:eastAsia="TH SarabunPSK"/>
         </w:rPr>
       </w:pPr>
     </w:p>
+    <w:p>
+      <w:pPr>
+        <w:pStyle w:val="Heading2"/>
+      </w:pPr>
+      <w:r>
+        <w:t>MySQL</w:t>
+      </w:r>
+    </w:p>
+    <w:p>
+      <w:r>
+        <w:tab/>
+      </w:r>
+      <w:r>
+        <w:t xml:space="preserve">MySQL </w:t>
+      </w:r>
+      <w:r>
+        <w:rPr>
+          <w:cs/>
+        </w:rPr>
+        <w:t xml:space="preserve">คือ ระบบจัดการฐานข้อมูล หรือ </w:t>
+      </w:r>
+      <w:r>
+        <w:t xml:space="preserve">Database Management System (DBMS) </w:t>
+      </w:r>
+      <w:r>
+        <w:rPr>
+          <w:cs/>
+        </w:rPr>
+        <w:t xml:space="preserve">แบบข้อมูลเชิงสัมพันธ์ หรือ </w:t>
+      </w:r>
+      <w:r>
+        <w:t xml:space="preserve">Relational Database Management System (RDBMS) </w:t>
+      </w:r>
+      <w:r>
+        <w:rPr>
+          <w:cs/>
+        </w:rPr>
+        <w:t>ซึ่งเป็นระบบฐานข้อมูลที่จัดเก็บรวบรวมข้อมูลในรูปแบบตาราง โดยมีการแบ่งข้อมูลออกเป็นแถว (</w:t>
+      </w:r>
+      <w:r>
+        <w:t xml:space="preserve">Row) </w:t>
+      </w:r>
+      <w:r>
+        <w:rPr>
+          <w:cs/>
+        </w:rPr>
+        <w:t>และในแต่ละแถวแบ่งออกเป็นคอลัมน์ (</w:t>
+      </w:r>
+      <w:r>
+        <w:t xml:space="preserve">Column) </w:t>
+      </w:r>
+      <w:r>
+        <w:rPr>
+          <w:cs/>
+        </w:rPr>
+        <w:t>เพื่อเชื่อมโยงระหว่างข้อมูลในตารางกับข้อมูลในคอลัมน์ที่กำหนด แทนการเก็บข้อมูลที่แยกออกจากกัน โดยไม่มีความเชื่อมโยงกัน ซึ่งประกอบด้วยข้อมูล (</w:t>
+      </w:r>
+      <w:r>
+        <w:t xml:space="preserve">Attribute) </w:t>
+      </w:r>
+      <w:r>
+        <w:rPr>
+          <w:cs/>
+        </w:rPr>
+        <w:t>ที่มีความสัมพันธ์เชื่อมโยงกัน (</w:t>
+      </w:r>
+      <w:r>
+        <w:t xml:space="preserve">Relation) </w:t>
+      </w:r>
+      <w:r>
+        <w:rPr>
+          <w:cs/>
+        </w:rPr>
+        <w:t xml:space="preserve">โดยใช้ </w:t>
+      </w:r>
+      <w:r>
+        <w:t xml:space="preserve">RDBMS Tools </w:t>
+      </w:r>
+      <w:r>
+        <w:rPr>
+          <w:cs/>
+        </w:rPr>
+        <w:t xml:space="preserve">สำหรับการควบคุมและจัดเก็บฐานข้อมูลที่จำเป็น ทำให้นำไปประยุกต์ใช้งานได้ง่าย ช่วยเพิ่มประสิทธิภาพในการทำงานให้มีความยืดหยุ่นและรวดเร็วได้มากยิ่งขึ้น รวมถึงเชื่อมโยงข้อมูล ที่จัดแบ่งกลุ่มข้อมูลแต่ละประเภทได้ตามต้องการ จึงทำให้ </w:t>
+      </w:r>
+      <w:r>
+        <w:t xml:space="preserve">MySQL </w:t>
+      </w:r>
+      <w:r>
+        <w:rPr>
+          <w:cs/>
+        </w:rPr>
+        <w:t>เป็นโปรแกรมระบบจัดฐานข้อมูลที่ได้รับความนิยมสูง</w:t>
+      </w:r>
+    </w:p>
+    <w:p>
+      <w:r>
+        <w:t xml:space="preserve">MySQL </w:t>
+      </w:r>
+      <w:r>
+        <w:rPr>
+          <w:cs/>
+        </w:rPr>
+        <w:t>เป็น</w:t>
+      </w:r>
+      <w:r>
+        <w:t xml:space="preserve"> </w:t>
+      </w:r>
+      <w:hyperlink r:id="rId11" w:tgtFrame="_blank" w:history="1">
+        <w:r>
+          <w:rPr>
+            <w:rStyle w:val="Hyperlink"/>
+            <w:color w:val="000000" w:themeColor="text1"/>
+            <w:u w:val="none"/>
+          </w:rPr>
+          <w:t>Open Source</w:t>
+        </w:r>
+      </w:hyperlink>
+      <w:r>
+        <w:t xml:space="preserve"> </w:t>
+      </w:r>
+      <w:r>
+        <w:rPr>
+          <w:cs/>
+        </w:rPr>
+        <w:t xml:space="preserve">ที่ถูกพัฒนาขึ้นจาก </w:t>
+      </w:r>
+      <w:r>
+        <w:t xml:space="preserve">MySQL AB </w:t>
+      </w:r>
+      <w:r>
+        <w:rPr>
+          <w:cs/>
+        </w:rPr>
+        <w:t xml:space="preserve">ในประเทศสวีเดน โดยชาวสวีเดน </w:t>
+      </w:r>
+      <w:r>
+        <w:t xml:space="preserve">2 </w:t>
+      </w:r>
+      <w:r>
+        <w:rPr>
+          <w:cs/>
+        </w:rPr>
+        <w:t xml:space="preserve">คน คือ </w:t>
+      </w:r>
+      <w:r>
+        <w:t xml:space="preserve">David Axmark </w:t>
+      </w:r>
+      <w:r>
+        <w:rPr>
+          <w:cs/>
+        </w:rPr>
+        <w:t xml:space="preserve">และ </w:t>
+      </w:r>
+      <w:r>
+        <w:t xml:space="preserve">Allan Larsson </w:t>
+      </w:r>
+      <w:r>
+        <w:rPr>
+          <w:cs/>
+        </w:rPr>
+        <w:t xml:space="preserve">ร่วมกับชาวฟินแลนด์ </w:t>
+      </w:r>
+      <w:r>
+        <w:t xml:space="preserve">Michael Monty Widenius </w:t>
+      </w:r>
+      <w:r>
+        <w:rPr>
+          <w:cs/>
+        </w:rPr>
+        <w:t xml:space="preserve">ซึ่งต่อมาในปี ค.ศ. </w:t>
+      </w:r>
+      <w:r>
+        <w:t xml:space="preserve">2008 </w:t>
+      </w:r>
+      <w:r>
+        <w:rPr>
+          <w:cs/>
+        </w:rPr>
+        <w:t xml:space="preserve">ถูกซื้อกิจการโดย </w:t>
+      </w:r>
+      <w:r>
+        <w:t xml:space="preserve">Sun Microsystems </w:t>
+      </w:r>
+      <w:r>
+        <w:rPr>
+          <w:cs/>
+        </w:rPr>
+        <w:t xml:space="preserve">และภายหลัง </w:t>
+      </w:r>
+      <w:r>
+        <w:t xml:space="preserve">Oracle Corporation </w:t>
+      </w:r>
+      <w:r>
+        <w:rPr>
+          <w:cs/>
+        </w:rPr>
+        <w:t xml:space="preserve">ได้เข้าซื้อกิจการในปี ค.ศ. </w:t>
+      </w:r>
+      <w:r>
+        <w:t>2010 </w:t>
+      </w:r>
+    </w:p>
+    <w:p>
+      <w:r>
+        <w:tab/>
+      </w:r>
+      <w:r>
+        <w:t xml:space="preserve">MySQL </w:t>
+      </w:r>
+      <w:r>
+        <w:rPr>
+          <w:cs/>
+        </w:rPr>
+        <w:t xml:space="preserve">มีหน้าที่จัดเก็บข้อมูลอย่างเป็นระบบ รองรับคำสั่งภาษา </w:t>
+      </w:r>
+      <w:r>
+        <w:t xml:space="preserve">Structured Query Language </w:t>
+      </w:r>
+      <w:r>
+        <w:rPr>
+          <w:cs/>
+        </w:rPr>
+        <w:t xml:space="preserve">หรือ </w:t>
+      </w:r>
+      <w:r>
+        <w:t xml:space="preserve">SQL </w:t>
+      </w:r>
+      <w:r>
+        <w:rPr>
+          <w:cs/>
+        </w:rPr>
+        <w:t>เพื่อจัดการกับฐานข้อมูลโดยเฉพาะ เป็นภาษามาตรฐานบนระบบฐานข้อมูลเชิงสัมพันธ์และเป็นระบบเปิด (</w:t>
+      </w:r>
+      <w:r>
+        <w:t xml:space="preserve">Open System) </w:t>
+      </w:r>
+      <w:r>
+        <w:rPr>
+          <w:cs/>
+        </w:rPr>
+        <w:t>ที่มีโครงสร้างของภาษาที่เข้าใจง่าย ไม่ซับซ้อน และนิยมใช้งานร่วมกับภาษาโปรแกรม</w:t>
+      </w:r>
+      <w:r>
+        <w:t xml:space="preserve"> </w:t>
+      </w:r>
+      <w:hyperlink r:id="rId12" w:tgtFrame="_blank" w:history="1">
+        <w:r>
+          <w:rPr>
+            <w:rStyle w:val="Hyperlink"/>
+            <w:color w:val="000000" w:themeColor="text1"/>
+            <w:u w:val="none"/>
+          </w:rPr>
+          <w:t>PHP</w:t>
+        </w:r>
+      </w:hyperlink>
+      <w:r>
+        <w:t xml:space="preserve"> </w:t>
+      </w:r>
+      <w:r>
+        <w:rPr>
+          <w:cs/>
+        </w:rPr>
+        <w:t xml:space="preserve">รวมถึงภาษาอื่น ๆ ที่สามารถทำงานร่วมกันกับฐานข้อมูล </w:t>
+      </w:r>
+      <w:r>
+        <w:t xml:space="preserve">MySQL </w:t>
+      </w:r>
+      <w:r>
+        <w:rPr>
+          <w:cs/>
+        </w:rPr>
+        <w:t xml:space="preserve">ได้หลากหลาย เช่น </w:t>
+      </w:r>
+      <w:r>
+        <w:t xml:space="preserve">C, C++, Python, Java </w:t>
+      </w:r>
+      <w:r>
+        <w:rPr>
+          <w:cs/>
+        </w:rPr>
+        <w:t xml:space="preserve">เป็นต้น อีกทั้ง </w:t>
+      </w:r>
+      <w:r>
+        <w:t xml:space="preserve">MySQL </w:t>
+      </w:r>
+      <w:r>
+        <w:rPr>
+          <w:cs/>
+        </w:rPr>
+        <w:t xml:space="preserve">ยังได้รับการออกแบบและปรับให้มีความเหมาะสมสำหรับการพัฒนา </w:t>
+      </w:r>
+      <w:r>
+        <w:t xml:space="preserve">Website </w:t>
+      </w:r>
+      <w:r>
+        <w:rPr>
+          <w:cs/>
+        </w:rPr>
+        <w:t xml:space="preserve">และ </w:t>
+      </w:r>
+      <w:r>
+        <w:t xml:space="preserve">Web Application </w:t>
+      </w:r>
+      <w:r>
+        <w:rPr>
+          <w:cs/>
+        </w:rPr>
+        <w:t>ทำให้สามารถรองรับการ</w:t>
+      </w:r>
+      <w:r>
+        <w:rPr>
+          <w:cs/>
+        </w:rPr>
+        <w:lastRenderedPageBreak/>
+        <w:t>ทำงานได้ทุกแพลตฟอร์ม รวมถึงการอนุญาตให้ผู้ใช้งานหลายคนสามารถใช้งานพร้อมกันได้ (</w:t>
+      </w:r>
+      <w:r>
+        <w:t xml:space="preserve">Multi-user) </w:t>
+      </w:r>
+      <w:r>
+        <w:rPr>
+          <w:cs/>
+        </w:rPr>
+        <w:t>นอกจากนั้นยังสามารถจัดการและสร้างฐานข้อมูลจำนวนมากรวมถึงประมวลผลหลาย ๆ งานได้พร้อมกัน (</w:t>
+      </w:r>
+      <w:r>
+        <w:t xml:space="preserve">Multi-threaded) </w:t>
+      </w:r>
+      <w:r>
+        <w:rPr>
+          <w:cs/>
+        </w:rPr>
+        <w:t xml:space="preserve">อย่างสมบูรณ์ จึงทำให้ </w:t>
+      </w:r>
+      <w:r>
+        <w:t xml:space="preserve">MySQL </w:t>
+      </w:r>
+      <w:r>
+        <w:rPr>
+          <w:cs/>
+        </w:rPr>
+        <w:t xml:space="preserve">เป็นตัวเลือกยอดนิยมสำหรับธุรกิจการพาณิชย์อิเล็กทรอนิกส์ หรือ </w:t>
+      </w:r>
+      <w:r>
+        <w:t xml:space="preserve">Electronic Commerce (E-Commerce) </w:t>
+      </w:r>
+      <w:r>
+        <w:rPr>
+          <w:cs/>
+        </w:rPr>
+        <w:t xml:space="preserve">และเหมาะสำหรับการนำไปใช้งานสร้างเว็บไซต์ทั่วไป เพราะมีความแม่นยำ ครบครัน ช่วยให้เข้าถึงข้อมูลได้อย่างรวดเร็ว อีกทั้งยังมีความน่าเชื่อถือสูง และยังมีโปรแกรมเสริมช่วยจัดฐานข้อมูลที่ใช้งานง่าย เช่น </w:t>
+      </w:r>
+      <w:r>
+        <w:t xml:space="preserve">Mysql Admin, </w:t>
+      </w:r>
+      <w:hyperlink r:id="rId13" w:tgtFrame="_blank" w:history="1">
+        <w:r>
+          <w:rPr>
+            <w:rStyle w:val="Hyperlink"/>
+            <w:color w:val="000000" w:themeColor="text1"/>
+            <w:u w:val="none"/>
+          </w:rPr>
+          <w:t>phpMyAdmin</w:t>
+        </w:r>
+      </w:hyperlink>
+      <w:r>
+        <w:rPr>
+          <w:color w:val="000000" w:themeColor="text1"/>
+        </w:rPr>
+        <w:t xml:space="preserve"> </w:t>
+      </w:r>
+      <w:r>
+        <w:rPr>
+          <w:cs/>
+        </w:rPr>
+        <w:t>เป็นต้น</w:t>
+      </w:r>
+      <w:r>
+        <w:t> </w:t>
+      </w:r>
+    </w:p>
+    <w:p/>
     <w:sectPr>
-      <w:headerReference w:type="default" r:id="rId11"/>
+      <w:headerReference w:type="default" r:id="rId14"/>
       <w:pgSz w:w="11906" w:h="16838" w:code="9"/>
       <w:pgMar w:top="2160" w:right="1440" w:bottom="1440" w:left="2160" w:header="1440" w:footer="709" w:gutter="0"/>
       <w:cols w:space="708"/>
@@ -2286,7 +3051,6 @@
   <w:style w:type="character" w:default="1" w:styleId="DefaultParagraphFont">
     <w:name w:val="Default Paragraph Font"/>
     <w:uiPriority w:val="1"/>
-    <w:semiHidden/>
     <w:unhideWhenUsed/>
   </w:style>
   <w:style w:type="table" w:default="1" w:styleId="TableNormal">
@@ -2933,6 +3697,17 @@
 </file>
 
 <file path=customXml/item1.xml><?xml version="1.0" encoding="utf-8"?>
+<p:properties xmlns:p="http://schemas.microsoft.com/office/2006/metadata/properties" xmlns:xsi="http://www.w3.org/2001/XMLSchema-instance" xmlns:pc="http://schemas.microsoft.com/office/infopath/2007/PartnerControls">
+  <documentManagement>
+    <lcf76f155ced4ddcb4097134ff3c332f xmlns="413aea6a-afdb-4d88-b833-b2462709287e">
+      <Terms xmlns="http://schemas.microsoft.com/office/infopath/2007/PartnerControls"/>
+    </lcf76f155ced4ddcb4097134ff3c332f>
+    <TaxCatchAll xmlns="eb0c45c8-85b6-4e00-a5af-15633ec3585f" xsi:nil="true"/>
+  </documentManagement>
+</p:properties>
+</file>
+
+<file path=customXml/item2.xml><?xml version="1.0" encoding="utf-8"?>
 <?mso-contentType ?>
 <FormTemplates xmlns="http://schemas.microsoft.com/sharepoint/v3/contenttype/forms">
   <Display>DocumentLibraryForm</Display>
@@ -2941,7 +3716,11 @@
 </FormTemplates>
 </file>
 
-<file path=customXml/item2.xml><?xml version="1.0" encoding="utf-8"?>
+<file path=customXml/item3.xml><?xml version="1.0" encoding="utf-8"?>
+<b:Sources xmlns:b="http://schemas.openxmlformats.org/officeDocument/2006/bibliography" xmlns="http://schemas.openxmlformats.org/officeDocument/2006/bibliography" SelectedStyle="\APASixthEditionOfficeOnline.xsl" StyleName="APA" Version="6"/>
+</file>
+
+<file path=customXml/item4.xml><?xml version="1.0" encoding="utf-8"?>
 <ct:contentTypeSchema xmlns:ct="http://schemas.microsoft.com/office/2006/metadata/contentType" xmlns:ma="http://schemas.microsoft.com/office/2006/metadata/properties/metaAttributes" ct:_="" ma:_="" ma:contentTypeName="Document" ma:contentTypeID="0x010100DAC155C35F05244586AE9DD67D12075F" ma:contentTypeVersion="13" ma:contentTypeDescription="Create a new document." ma:contentTypeScope="" ma:versionID="fb2dae68cae51973f7aabb200b93039d">
   <xsd:schema xmlns:xsd="http://www.w3.org/2001/XMLSchema" xmlns:xs="http://www.w3.org/2001/XMLSchema" xmlns:p="http://schemas.microsoft.com/office/2006/metadata/properties" xmlns:ns2="413aea6a-afdb-4d88-b833-b2462709287e" xmlns:ns3="eb0c45c8-85b6-4e00-a5af-15633ec3585f" targetNamespace="http://schemas.microsoft.com/office/2006/metadata/properties" ma:root="true" ma:fieldsID="c0354065b21958d9996dabbe2bf9af5a" ns2:_="" ns3:_="">
     <xsd:import namespace="413aea6a-afdb-4d88-b833-b2462709287e"/>
@@ -3164,22 +3943,18 @@
 </ct:contentTypeSchema>
 </file>
 
-<file path=customXml/item3.xml><?xml version="1.0" encoding="utf-8"?>
-<b:Sources xmlns:b="http://schemas.openxmlformats.org/officeDocument/2006/bibliography" xmlns="http://schemas.openxmlformats.org/officeDocument/2006/bibliography" SelectedStyle="\APASixthEditionOfficeOnline.xsl" StyleName="APA" Version="6"/>
+<file path=customXml/itemProps1.xml><?xml version="1.0" encoding="utf-8"?>
+<ds:datastoreItem xmlns:ds="http://schemas.openxmlformats.org/officeDocument/2006/customXml" ds:itemID="{E5344071-A691-4AB8-AD87-2E248E9D13D6}">
+  <ds:schemaRefs>
+    <ds:schemaRef ds:uri="http://schemas.microsoft.com/office/2006/metadata/properties"/>
+    <ds:schemaRef ds:uri="http://schemas.microsoft.com/office/infopath/2007/PartnerControls"/>
+    <ds:schemaRef ds:uri="413aea6a-afdb-4d88-b833-b2462709287e"/>
+    <ds:schemaRef ds:uri="eb0c45c8-85b6-4e00-a5af-15633ec3585f"/>
+  </ds:schemaRefs>
+</ds:datastoreItem>
 </file>
 
-<file path=customXml/item4.xml><?xml version="1.0" encoding="utf-8"?>
-<p:properties xmlns:p="http://schemas.microsoft.com/office/2006/metadata/properties" xmlns:xsi="http://www.w3.org/2001/XMLSchema-instance" xmlns:pc="http://schemas.microsoft.com/office/infopath/2007/PartnerControls">
-  <documentManagement>
-    <lcf76f155ced4ddcb4097134ff3c332f xmlns="413aea6a-afdb-4d88-b833-b2462709287e">
-      <Terms xmlns="http://schemas.microsoft.com/office/infopath/2007/PartnerControls"/>
-    </lcf76f155ced4ddcb4097134ff3c332f>
-    <TaxCatchAll xmlns="eb0c45c8-85b6-4e00-a5af-15633ec3585f" xsi:nil="true"/>
-  </documentManagement>
-</p:properties>
-</file>
-
-<file path=customXml/itemProps1.xml><?xml version="1.0" encoding="utf-8"?>
+<file path=customXml/itemProps2.xml><?xml version="1.0" encoding="utf-8"?>
 <ds:datastoreItem xmlns:ds="http://schemas.openxmlformats.org/officeDocument/2006/customXml" ds:itemID="{93A40336-4B0D-44D1-900C-9B236DA8364C}">
   <ds:schemaRefs>
     <ds:schemaRef ds:uri="http://schemas.microsoft.com/sharepoint/v3/contenttype/forms"/>
@@ -3187,7 +3962,15 @@
 </ds:datastoreItem>
 </file>
 
-<file path=customXml/itemProps2.xml><?xml version="1.0" encoding="utf-8"?>
+<file path=customXml/itemProps3.xml><?xml version="1.0" encoding="utf-8"?>
+<ds:datastoreItem xmlns:ds="http://schemas.openxmlformats.org/officeDocument/2006/customXml" ds:itemID="{966DE796-75C4-42E9-A3CB-7E0FAD956E40}">
+  <ds:schemaRefs>
+    <ds:schemaRef ds:uri="http://schemas.openxmlformats.org/officeDocument/2006/bibliography"/>
+  </ds:schemaRefs>
+</ds:datastoreItem>
+</file>
+
+<file path=customXml/itemProps4.xml><?xml version="1.0" encoding="utf-8"?>
 <ds:datastoreItem xmlns:ds="http://schemas.openxmlformats.org/officeDocument/2006/customXml" ds:itemID="{66EAF5BE-5637-49B4-8112-2381ED9FCF34}">
   <ds:schemaRefs>
     <ds:schemaRef ds:uri="http://schemas.microsoft.com/office/2006/metadata/contentType"/>
@@ -3204,23 +3987,4 @@
     <ds:schemaRef ds:uri="http://schemas.microsoft.com/internal/obd"/>
   </ds:schemaRefs>
 </ds:datastoreItem>
-</file>
-
-<file path=customXml/itemProps3.xml><?xml version="1.0" encoding="utf-8"?>
-<ds:datastoreItem xmlns:ds="http://schemas.openxmlformats.org/officeDocument/2006/customXml" ds:itemID="{966DE796-75C4-42E9-A3CB-7E0FAD956E40}">
-  <ds:schemaRefs>
-    <ds:schemaRef ds:uri="http://schemas.openxmlformats.org/officeDocument/2006/bibliography"/>
-  </ds:schemaRefs>
-</ds:datastoreItem>
-</file>
-
-<file path=customXml/itemProps4.xml><?xml version="1.0" encoding="utf-8"?>
-<ds:datastoreItem xmlns:ds="http://schemas.openxmlformats.org/officeDocument/2006/customXml" ds:itemID="{E5344071-A691-4AB8-AD87-2E248E9D13D6}">
-  <ds:schemaRefs>
-    <ds:schemaRef ds:uri="http://schemas.microsoft.com/office/2006/metadata/properties"/>
-    <ds:schemaRef ds:uri="http://schemas.microsoft.com/office/infopath/2007/PartnerControls"/>
-    <ds:schemaRef ds:uri="413aea6a-afdb-4d88-b833-b2462709287e"/>
-    <ds:schemaRef ds:uri="eb0c45c8-85b6-4e00-a5af-15633ec3585f"/>
-  </ds:schemaRefs>
-</ds:datastoreItem>
 </file>
--- a/asset บทที่ 2.docx
+++ b/asset บทที่ 2.docx
@@ -63,10 +63,9 @@
       </w:pPr>
       <w:r>
         <w:rPr>
-          <w:rFonts w:hint="cs"/>
-          <w:cs/>
-        </w:rPr>
-        <w:t>ซอฟท์แวร์ที่ใช้</w:t>
+          <w:cs/>
+        </w:rPr>
+        <w:t>ทฤษฎีที่เกี่ยวข้อง</w:t>
       </w:r>
     </w:p>
     <w:p>
@@ -74,15 +73,101 @@
         <w:pStyle w:val="Heading3"/>
       </w:pPr>
       <w:r>
-        <w:t>Visual Studio Code</w:t>
+        <w:t>HTML</w:t>
       </w:r>
     </w:p>
     <w:p>
-      <w:pPr>
-        <w:pStyle w:val="Heading3"/>
-      </w:pPr>
-      <w:r>
-        <w:t>OpenCode</w:t>
+      <w:r>
+        <w:tab/>
+      </w:r>
+      <w:r>
+        <w:tab/>
+      </w:r>
+      <w:r>
+        <w:t xml:space="preserve">HTML (Hypertext Markup Language) </w:t>
+      </w:r>
+      <w:r>
+        <w:rPr>
+          <w:cs/>
+        </w:rPr>
+        <w:t>เป็นภาษาคอมพิวเตอร์พื้นฐานที่ใช้ในการสร้างและกำหนดโครงสร้างของหน้าเว็บเพจ (</w:t>
+      </w:r>
+      <w:r>
+        <w:t xml:space="preserve">Web Page) </w:t>
+      </w:r>
+      <w:r>
+        <w:rPr>
+          <w:cs/>
+        </w:rPr>
+        <w:t>โดยอาศัยแท็ก (</w:t>
+      </w:r>
+      <w:r>
+        <w:t xml:space="preserve">Tag) </w:t>
+      </w:r>
+      <w:r>
+        <w:rPr>
+          <w:cs/>
+        </w:rPr>
+        <w:t>ในการระบุองค์ประกอบต่างๆ บนหน้าจอ เช่น ข้อความ รูปภาพ ลิงก์ และตารางข้อมูล ในระบบบริหารจัดการสินทรัพย์ (</w:t>
+      </w:r>
+      <w:r>
+        <w:t xml:space="preserve">Asset Management) </w:t>
+      </w:r>
+      <w:r>
+        <w:rPr>
+          <w:cs/>
+        </w:rPr>
+        <w:t xml:space="preserve">ภาษา </w:t>
+      </w:r>
+      <w:r>
+        <w:t xml:space="preserve">HTML </w:t>
+      </w:r>
+      <w:r>
+        <w:rPr>
+          <w:cs/>
+        </w:rPr>
+        <w:t xml:space="preserve">ถูกนำมาใช้ร่วมกับเทมเพลตเอนจิน </w:t>
+      </w:r>
+      <w:r>
+        <w:t xml:space="preserve">EJS </w:t>
+      </w:r>
+      <w:r>
+        <w:rPr>
+          <w:cs/>
+        </w:rPr>
+        <w:t>ในการสร้างโครงสร้างหน้าจอแสดงผลฝั่งไคลเอน</w:t>
+      </w:r>
+      <w:proofErr w:type="spellStart"/>
+      <w:r>
+        <w:rPr>
+          <w:cs/>
+        </w:rPr>
+        <w:t>ต์</w:t>
+      </w:r>
+      <w:proofErr w:type="spellEnd"/>
+      <w:r>
+        <w:rPr>
+          <w:cs/>
+        </w:rPr>
+        <w:t xml:space="preserve"> เช่น หน้าแผงควบคุม (</w:t>
+      </w:r>
+      <w:r>
+        <w:t xml:space="preserve">Dashboard) </w:t>
+      </w:r>
+      <w:r>
+        <w:rPr>
+          <w:cs/>
+        </w:rPr>
+        <w:t>โครงสร้างแถบนำทาง (</w:t>
+      </w:r>
+      <w:r>
+        <w:t xml:space="preserve">Navbar) </w:t>
+      </w:r>
+      <w:r>
+        <w:rPr>
+          <w:cs/>
+        </w:rPr>
+        <w:t>และส่วนแสดงผลข้อมูลสินทรัพย์</w:t>
       </w:r>
     </w:p>
     <w:p>
@@ -90,23 +175,105 @@
         <w:pStyle w:val="Heading3"/>
       </w:pPr>
       <w:r>
-        <w:t>MySQL</w:t>
+        <w:t>CSS</w:t>
       </w:r>
     </w:p>
     <w:p>
-      <w:pPr>
-        <w:pStyle w:val="Heading3"/>
-      </w:pPr>
-      <w:r>
-        <w:t>NodeJS</w:t>
+      <w:r>
+        <w:tab/>
+      </w:r>
+      <w:r>
+        <w:tab/>
+      </w:r>
+      <w:r>
+        <w:t xml:space="preserve">CSS (Cascading Style Sheets) </w:t>
+      </w:r>
+      <w:r>
+        <w:rPr>
+          <w:cs/>
+        </w:rPr>
+        <w:t xml:space="preserve">เป็นภาษาที่ใช้สำหรับตกแต่งและจัดรูปแบบการแสดงผลของเอกสาร </w:t>
+      </w:r>
+      <w:r>
+        <w:t xml:space="preserve">HTML </w:t>
+      </w:r>
+      <w:r>
+        <w:rPr>
+          <w:cs/>
+        </w:rPr>
+        <w:t>ให้มีความสวยงามและเป็นระเบียบ เช่น การกำหนดสีตัวอักษร สีพื้นหลัง ขนาดฟอน</w:t>
+      </w:r>
+      <w:proofErr w:type="spellStart"/>
+      <w:r>
+        <w:rPr>
+          <w:cs/>
+        </w:rPr>
+        <w:t>ต์</w:t>
+      </w:r>
+      <w:proofErr w:type="spellEnd"/>
+      <w:r>
+        <w:rPr>
+          <w:cs/>
+        </w:rPr>
+        <w:t xml:space="preserve"> และการจัดวางเลย์เอา</w:t>
+      </w:r>
+      <w:proofErr w:type="spellStart"/>
+      <w:r>
+        <w:rPr>
+          <w:cs/>
+        </w:rPr>
+        <w:t>ต์</w:t>
+      </w:r>
+      <w:proofErr w:type="spellEnd"/>
+      <w:r>
+        <w:rPr>
+          <w:cs/>
+        </w:rPr>
+        <w:t xml:space="preserve"> (</w:t>
+      </w:r>
+      <w:r>
+        <w:t xml:space="preserve">Layout) </w:t>
+      </w:r>
+      <w:r>
+        <w:rPr>
+          <w:cs/>
+        </w:rPr>
+        <w:t xml:space="preserve">ในการพัฒนาระบบนี้ </w:t>
+      </w:r>
+      <w:r>
+        <w:t xml:space="preserve">CSS </w:t>
+      </w:r>
+      <w:r>
+        <w:rPr>
+          <w:cs/>
+        </w:rPr>
+        <w:t>ได้รับการประยุกต์ใช้เพื่อกำหนดรูปแบบตัวแปรสีระดับราก (</w:t>
+      </w:r>
+      <w:r>
+        <w:t xml:space="preserve">CSS Variables) </w:t>
+      </w:r>
+      <w:r>
+        <w:rPr>
+          <w:cs/>
+        </w:rPr>
+        <w:t>สำหรับรองรับการสลับรูปแบบการแสดงผลระหว่างโหมดปกติและโหมดกลางคืน (</w:t>
+      </w:r>
+      <w:r>
+        <w:t xml:space="preserve">Dark Mode) </w:t>
+      </w:r>
+      <w:r>
+        <w:rPr>
+          <w:cs/>
+        </w:rPr>
+        <w:t>รวมถึงการจัดการสไตล์ของตารางข้อมูลสินทรัพย์ให้สามารถเลื่อนดูทั้งแนวตั้งและแนวนอนได้อย่างสะดวก</w:t>
       </w:r>
     </w:p>
     <w:p>
       <w:pPr>
-        <w:pStyle w:val="Heading2"/>
-      </w:pPr>
-      <w:r>
-        <w:t>Visual Studio Code</w:t>
+        <w:pStyle w:val="Heading3"/>
+      </w:pPr>
+      <w:r>
+        <w:t>JavaScript</w:t>
       </w:r>
     </w:p>
     <w:p>
@@ -114,22 +281,19 @@
         <w:tab/>
       </w:r>
       <w:r>
-        <w:rPr>
-          <w:cs/>
-        </w:rPr>
-        <w:t>วิชวลสตูดิโอโค้ด (</w:t>
-      </w:r>
-      <w:r>
-        <w:t xml:space="preserve">Visual Studio Code) </w:t>
-      </w:r>
-      <w:r>
-        <w:rPr>
-          <w:cs/>
-        </w:rPr>
-        <w:t xml:space="preserve">เป็นโปรแกรมแก้ไขซอร์สโค้ดที่พัฒนาโดยไมโครซอฟท์สำหรับ </w:t>
-      </w:r>
-      <w:r>
-        <w:t xml:space="preserve">Windows, Linux </w:t>
+        <w:tab/>
+      </w:r>
+      <w:r>
+        <w:t xml:space="preserve">JavaScript </w:t>
+      </w:r>
+      <w:r>
+        <w:rPr>
+          <w:cs/>
+        </w:rPr>
+        <w:t xml:space="preserve">เป็นภาษาโปรแกรมระดับสูงที่ทำงานร่วมกับ </w:t>
+      </w:r>
+      <w:r>
+        <w:t xml:space="preserve">HTML </w:t>
       </w:r>
       <w:r>
         <w:rPr>
@@ -138,117 +302,106 @@
         <w:t xml:space="preserve">และ </w:t>
       </w:r>
       <w:r>
-        <w:t xml:space="preserve">macOS </w:t>
-      </w:r>
-      <w:r>
-        <w:rPr>
-          <w:cs/>
-        </w:rPr>
-        <w:t xml:space="preserve">มีการสนับสนุนสำหรับการดีบัก การควบคุม </w:t>
-      </w:r>
-      <w:r>
-        <w:t xml:space="preserve">Git </w:t>
-      </w:r>
-      <w:r>
-        <w:rPr>
-          <w:cs/>
-        </w:rPr>
-        <w:t xml:space="preserve">ในตัวและ </w:t>
-      </w:r>
-      <w:r>
-        <w:t xml:space="preserve">GitHub </w:t>
-      </w:r>
-      <w:r>
-        <w:rPr>
-          <w:cs/>
-        </w:rPr>
-        <w:t xml:space="preserve">การเน้นไวยากรณ์ การเติมโค้ดอัจฉริยะ ตัวอย่าง และ </w:t>
-      </w:r>
-      <w:r>
-        <w:t xml:space="preserve">code refactoring </w:t>
-      </w:r>
-      <w:r>
-        <w:rPr>
-          <w:cs/>
-        </w:rPr>
-        <w:t xml:space="preserve">มันสามารถปรับแต่งได้หลายอย่าง ให้ผู้ใช้สามารถเปลี่ยนธีม แป้นพิมพ์ลัด การตั้งค่า และติดตั้งส่วนขยายที่เพิ่มฟังก์ชันการทำงานเพิ่มเติม ซอร์สโค้ดนั้นฟรีและโอเพนซอร์สและเผยแพร่ภายใต้สิทธิ์การใช้งาน </w:t>
-      </w:r>
-      <w:r>
-        <w:t>MIT</w:t>
-      </w:r>
-      <w:r>
-        <w:rPr>
-          <w:cs/>
-        </w:rPr>
-        <w:t>ไบนารีที่คอมไพล์แล้วเป็นฟรีแวร์และฟรีสำหรับการใช้ส่วนตัวหรือเพื่อการค้า</w:t>
+        <w:t xml:space="preserve">CSS </w:t>
+      </w:r>
+      <w:r>
+        <w:rPr>
+          <w:cs/>
+        </w:rPr>
+        <w:t>บนเว็บ</w:t>
+      </w:r>
+      <w:proofErr w:type="spellStart"/>
+      <w:r>
+        <w:rPr>
+          <w:cs/>
+        </w:rPr>
+        <w:t>เบ</w:t>
+      </w:r>
+      <w:proofErr w:type="spellEnd"/>
+      <w:r>
+        <w:rPr>
+          <w:cs/>
+        </w:rPr>
+        <w:t>ราว์เซอร์ เพื่อเพิ่มความสามารถในการโต้ตอบ (</w:t>
+      </w:r>
+      <w:r>
+        <w:t xml:space="preserve">Interactive) </w:t>
+      </w:r>
+      <w:r>
+        <w:rPr>
+          <w:cs/>
+        </w:rPr>
+        <w:t>กับผู้ใช้งาน ทำให้หน้าเว็บมีความเป็นพลวัต (</w:t>
+      </w:r>
+      <w:r>
+        <w:t xml:space="preserve">Dynamic) </w:t>
+      </w:r>
+      <w:r>
+        <w:rPr>
+          <w:cs/>
+        </w:rPr>
+        <w:t xml:space="preserve">มากขึ้น ในระบบนี้ </w:t>
+      </w:r>
+      <w:r>
+        <w:t xml:space="preserve">JavaScript </w:t>
+      </w:r>
+      <w:r>
+        <w:rPr>
+          <w:cs/>
+        </w:rPr>
+        <w:t>ถูกนำมาใช้เพื่อเขียนสคริปต์ฝั่งไคลเอน</w:t>
+      </w:r>
+      <w:proofErr w:type="spellStart"/>
+      <w:r>
+        <w:rPr>
+          <w:cs/>
+        </w:rPr>
+        <w:t>ต์</w:t>
+      </w:r>
+      <w:proofErr w:type="spellEnd"/>
+      <w:r>
+        <w:rPr>
+          <w:cs/>
+        </w:rPr>
+        <w:t xml:space="preserve"> เช่น การควบคุมสถานะการเปิดและปิดของแถบเมนูด้านข้าง (</w:t>
+      </w:r>
+      <w:r>
+        <w:t xml:space="preserve">Sidebar) </w:t>
+      </w:r>
+      <w:r>
+        <w:rPr>
+          <w:cs/>
+        </w:rPr>
+        <w:t>การตรวจสอบข้อมูลในฟอร์มแบบพิมพ์-เพื่อ-กรอง (</w:t>
+      </w:r>
+      <w:r>
+        <w:t xml:space="preserve">Filter-as-you-type) </w:t>
+      </w:r>
+      <w:r>
+        <w:rPr>
+          <w:cs/>
+        </w:rPr>
+        <w:t xml:space="preserve">การแสดงผลหน้าต่างยืนยันการทำรายการด้วยไลบรารี </w:t>
+      </w:r>
+      <w:r>
+        <w:t xml:space="preserve">SweetAlert2 </w:t>
+      </w:r>
+      <w:r>
+        <w:rPr>
+          <w:cs/>
+        </w:rPr>
+        <w:t>และการสั่งพิมพ์ฉลากคิวอาร์โค้ด (</w:t>
+      </w:r>
+      <w:r>
+        <w:t>QR Code)</w:t>
       </w:r>
     </w:p>
     <w:p>
-      <w:r>
-        <w:tab/>
-      </w:r>
-      <w:r>
-        <w:rPr>
-          <w:cs/>
-        </w:rPr>
-        <w:t xml:space="preserve">วิชวลสตูดิโอโค้ดใช้อิเล็กตรอนเป็นเฟรมเวิร์กที่ใช้ในการปรับใช้แอพพลิเคชั่น </w:t>
-      </w:r>
-      <w:r>
-        <w:t xml:space="preserve">Node.js </w:t>
-      </w:r>
-      <w:r>
-        <w:rPr>
-          <w:cs/>
-        </w:rPr>
-        <w:t xml:space="preserve">สำหรับเดสก์ท็อปที่รันบนเอ็นจิ้น </w:t>
-      </w:r>
-      <w:r>
-        <w:t xml:space="preserve">Blink </w:t>
-      </w:r>
-      <w:r>
-        <w:rPr>
-          <w:cs/>
-        </w:rPr>
-        <w:t>แม้ว่าจะใช้เฟรมเวิร์กอิเล็กตรอน</w:t>
-      </w:r>
-      <w:r>
-        <w:t xml:space="preserve">= </w:t>
-      </w:r>
-      <w:r>
-        <w:rPr>
-          <w:cs/>
-        </w:rPr>
-        <w:t>ซอฟต์แวร์นี้ไม่ได้ใช้อะตอม และใช้คอมโพเนนต์ตัวแก้ไขเดียวกัน (ชื่อรหัส "</w:t>
-      </w:r>
-      <w:r>
-        <w:t xml:space="preserve">Monaco") </w:t>
-      </w:r>
-      <w:r>
-        <w:rPr>
-          <w:cs/>
-        </w:rPr>
-        <w:t xml:space="preserve">กับที่ใช้ใน </w:t>
-      </w:r>
-      <w:r>
-        <w:t>Azure DevOps (</w:t>
-      </w:r>
-      <w:r>
-        <w:rPr>
-          <w:cs/>
-        </w:rPr>
-        <w:t xml:space="preserve">เดิมชื่อ </w:t>
-      </w:r>
-      <w:r>
-        <w:t xml:space="preserve">Visual Studio Online </w:t>
-      </w:r>
-      <w:r>
-        <w:rPr>
-          <w:cs/>
-        </w:rPr>
-        <w:t xml:space="preserve">และ </w:t>
-      </w:r>
-      <w:r>
-        <w:t>Visual Studio Team Services)</w:t>
+      <w:pPr>
+        <w:pStyle w:val="Heading3"/>
+      </w:pPr>
+      <w:r>
+        <w:t>Bootstrap</w:t>
       </w:r>
     </w:p>
     <w:p>
@@ -256,46 +409,124 @@
         <w:tab/>
       </w:r>
       <w:r>
-        <w:rPr>
-          <w:cs/>
-        </w:rPr>
-        <w:t xml:space="preserve">ในการสำรวจนักพัฒนา </w:t>
-      </w:r>
-      <w:r>
-        <w:t xml:space="preserve">Stack Overflow 2019 </w:t>
-      </w:r>
-      <w:r>
-        <w:rPr>
-          <w:cs/>
-        </w:rPr>
-        <w:t xml:space="preserve">วิชวลสตูดิโอโค้ดได้รับการจัดอันดับให้เป็นเครื่องมือสำหรับนักพัฒนาด้านสิ่งแวดล้อมที่ได้รับความนิยมมากที่สุดโดย </w:t>
-      </w:r>
-      <w:r>
-        <w:t xml:space="preserve">50.7% </w:t>
-      </w:r>
-      <w:r>
-        <w:rPr>
-          <w:cs/>
-        </w:rPr>
-        <w:t xml:space="preserve">ของผู้ตอบแบบสอบถาม </w:t>
-      </w:r>
-      <w:r>
-        <w:t xml:space="preserve">87,317 </w:t>
-      </w:r>
-      <w:r>
-        <w:rPr>
-          <w:cs/>
-        </w:rPr>
-        <w:t>รายอ้างว่าใช้งาน</w:t>
+        <w:tab/>
+      </w:r>
+      <w:r>
+        <w:t xml:space="preserve">Bootstrap </w:t>
+      </w:r>
+      <w:r>
+        <w:rPr>
+          <w:cs/>
+        </w:rPr>
+        <w:t>เป็นเฟรม</w:t>
+      </w:r>
+      <w:proofErr w:type="spellStart"/>
+      <w:r>
+        <w:rPr>
+          <w:cs/>
+        </w:rPr>
+        <w:t>เวิร์ก</w:t>
+      </w:r>
+      <w:proofErr w:type="spellEnd"/>
+      <w:r>
+        <w:rPr>
+          <w:cs/>
+        </w:rPr>
+        <w:t xml:space="preserve"> (</w:t>
+      </w:r>
+      <w:r>
+        <w:t xml:space="preserve">Framework) </w:t>
+      </w:r>
+      <w:r>
+        <w:rPr>
+          <w:cs/>
+        </w:rPr>
+        <w:t xml:space="preserve">ยอดนิยมสำหรับ </w:t>
+      </w:r>
+      <w:r>
+        <w:t xml:space="preserve">CSS </w:t>
+      </w:r>
+      <w:r>
+        <w:rPr>
+          <w:cs/>
+        </w:rPr>
+        <w:t xml:space="preserve">และ </w:t>
+      </w:r>
+      <w:r>
+        <w:t xml:space="preserve">JavaScript </w:t>
+      </w:r>
+      <w:r>
+        <w:rPr>
+          <w:cs/>
+        </w:rPr>
+        <w:t>ที่ช่วยให้นักพัฒนาสามารถออกแบบและสร้างเว็บไซต์แบบตอบสนอง (</w:t>
+      </w:r>
+      <w:r>
+        <w:t xml:space="preserve">Responsive Web Design) </w:t>
+      </w:r>
+      <w:r>
+        <w:rPr>
+          <w:cs/>
+        </w:rPr>
+        <w:t xml:space="preserve">ได้อย่างรวดเร็วและมีมาตรฐาน รองรับการแสดงผลบนอุปกรณ์ที่มีขนาดหน้าจอแตกต่างกันได้อย่างสมบูรณ์ ระบบนี้เลือกใช้ </w:t>
+      </w:r>
+      <w:r>
+        <w:t xml:space="preserve">Bootstrap 5.3.3 </w:t>
+      </w:r>
+      <w:r>
+        <w:rPr>
+          <w:cs/>
+        </w:rPr>
+        <w:t xml:space="preserve">ผ่านระบบ </w:t>
+      </w:r>
+      <w:r>
+        <w:t xml:space="preserve">CDN </w:t>
+      </w:r>
+      <w:r>
+        <w:rPr>
+          <w:cs/>
+        </w:rPr>
+        <w:t>ในการจัดการโครงสร้างหน้าจอหลัก จัดรูปแบบปุ่มกด ป้ายสถานะ (</w:t>
+      </w:r>
+      <w:r>
+        <w:t xml:space="preserve">Badge) </w:t>
+      </w:r>
+      <w:r>
+        <w:rPr>
+          <w:cs/>
+        </w:rPr>
+        <w:t>ตาราง และกล่องข้อความ เพื่อให้ผู้ใช้งานได้รับประสบการณ์การใช้งาน (</w:t>
+      </w:r>
+      <w:r>
+        <w:t xml:space="preserve">UX) </w:t>
+      </w:r>
+      <w:r>
+        <w:rPr>
+          <w:cs/>
+        </w:rPr>
+        <w:t>ที่ดีและมีส่วนติดต่อผู้ใช้ (</w:t>
+      </w:r>
+      <w:r>
+        <w:t xml:space="preserve">UI) </w:t>
+      </w:r>
+      <w:r>
+        <w:rPr>
+          <w:cs/>
+        </w:rPr>
+        <w:t>ที่สวยงาม</w:t>
       </w:r>
     </w:p>
     <w:p/>
     <w:p>
       <w:pPr>
-        <w:pStyle w:val="Heading2"/>
-      </w:pPr>
-      <w:r>
-        <w:t>OpenCode</w:t>
+        <w:pStyle w:val="Heading3"/>
+      </w:pPr>
+      <w:r>
+        <w:rPr>
+          <w:cs/>
+        </w:rPr>
+        <w:lastRenderedPageBreak/>
+        <w:t>ระบบฐานข้อมูล</w:t>
       </w:r>
     </w:p>
     <w:p>
@@ -303,156 +534,134 @@
         <w:tab/>
       </w:r>
       <w:r>
-        <w:rPr>
-          <w:cs/>
-        </w:rPr>
-        <w:t>โอเพนโค้ด (</w:t>
-      </w:r>
-      <w:r>
-        <w:t xml:space="preserve">Open Code) </w:t>
-      </w:r>
-      <w:r>
-        <w:rPr>
-          <w:cs/>
-        </w:rPr>
-        <w:t>หรือที่รู้จักกันอย่างแพร่หลายในชื่อ โอเพนซอร์ส (</w:t>
-      </w:r>
-      <w:r>
-        <w:t xml:space="preserve">Open Source) </w:t>
-      </w:r>
-      <w:r>
-        <w:rPr>
-          <w:cs/>
-        </w:rPr>
-        <w:t>คือรูปแบบการพัฒนาซอฟต์แวร์ที่เปิดเผยชุดคำสั่งต้นฉบับ (</w:t>
-      </w:r>
-      <w:r>
-        <w:t xml:space="preserve">Source Code) </w:t>
-      </w:r>
-      <w:r>
-        <w:rPr>
-          <w:cs/>
-        </w:rPr>
-        <w:t>สู่สาธารณะ เพื่อให้นักพัฒนาและผู้ใช้งานทั่วไปสามารถเข้าถึง นำไปใช้งาน ตรวจสอบ แก้ไข ดัดแปลง และพัฒนาต่อยอดได้อย่างอิสระภายใต้เงื่อนไขของสัญญาอนุญาต (</w:t>
-      </w:r>
-      <w:r>
-        <w:t xml:space="preserve">License) </w:t>
-      </w:r>
-      <w:r>
-        <w:rPr>
-          <w:cs/>
-        </w:rPr>
-        <w:t xml:space="preserve">เช่น </w:t>
-      </w:r>
-      <w:r>
-        <w:t xml:space="preserve">MIT, GPL </w:t>
-      </w:r>
-      <w:r>
-        <w:rPr>
-          <w:cs/>
-        </w:rPr>
-        <w:t xml:space="preserve">หรือ </w:t>
-      </w:r>
-      <w:r>
-        <w:t xml:space="preserve">Apache </w:t>
-      </w:r>
-      <w:r>
-        <w:rPr>
-          <w:cs/>
-        </w:rPr>
-        <w:t>การ</w:t>
-      </w:r>
-      <w:r>
-        <w:rPr>
-          <w:cs/>
-        </w:rPr>
-        <w:lastRenderedPageBreak/>
-        <w:t>เปิดกว้างเช่นนี้ช่วยทลายข้อจำกัดด้านการผูกขาดทางเทคโนโลยี และส่งเสริมการทำงานร่วมกัน (</w:t>
-      </w:r>
-      <w:r>
-        <w:t xml:space="preserve">Collaboration) </w:t>
-      </w:r>
-      <w:r>
-        <w:rPr>
-          <w:cs/>
-        </w:rPr>
-        <w:t>ของเครือข่ายนักพัฒนาทั่วโลก ซึ่งจะเข้ามาช่วยกันตรวจสอบข้อผิดพลาด อุดช่องโหว่ด้านความปลอดภัย และเพิ่มประสิทธิภาพของซอฟต์แวร์ให้ดียิ่งขึ้นอย่างรวดเร็วและต่อเนื่อง</w:t>
+        <w:tab/>
+      </w:r>
+      <w:r>
+        <w:rPr>
+          <w:cs/>
+        </w:rPr>
+        <w:t>ระบบฐานข้อมูล (</w:t>
+      </w:r>
+      <w:r>
+        <w:t xml:space="preserve">Database System) </w:t>
+      </w:r>
+      <w:r>
+        <w:rPr>
+          <w:cs/>
+        </w:rPr>
+        <w:t>คือระบบที่ใช้ในการรวบรวมและจัดเก็บข้อมูลอย่างเป็นหมวดหมู่และมีโครงสร้าง เพื่อให้สามารถบริหารจัดการ ค้นหา เพิ่ม แก้ไข และลบข้อมูลได้อย่างมีประสิทธิภาพ ป้องกันความซ้ำซ้อนและรักษาความถูกต้องสมบูรณ์ของข้อมูล โดยในโครงงานนี้ใช้ระบบฐานข้อมูลเชิงสัมพันธ์ (</w:t>
+      </w:r>
+      <w:r>
+        <w:t xml:space="preserve">Relational Database) </w:t>
+      </w:r>
+      <w:r>
+        <w:rPr>
+          <w:cs/>
+        </w:rPr>
+        <w:t xml:space="preserve">แบบ </w:t>
+      </w:r>
+      <w:r>
+        <w:t xml:space="preserve">MySQL </w:t>
+      </w:r>
+      <w:r>
+        <w:rPr>
+          <w:cs/>
+        </w:rPr>
+        <w:t>ในการจัดเก็บข้อมูลสำคัญและโครงสร้างของระบบ เช่น ข้อมูลบัญชีผู้ใช้งาน ข้อมูลรายละเอียดสินทรัพย์ ข้อมูลแผนก ประวัติการโอนย้าย และบันทึกประวัติการกระทำต่างๆ ในระบบ (</w:t>
+      </w:r>
+      <w:r>
+        <w:t>Activity Logs)</w:t>
+      </w:r>
+    </w:p>
+    <w:p/>
+    <w:p>
+      <w:pPr>
+        <w:pStyle w:val="Heading2"/>
+      </w:pPr>
+      <w:r>
+        <w:rPr>
+          <w:rFonts w:hint="cs"/>
+          <w:cs/>
+        </w:rPr>
+        <w:t>โปรแกรมที่เกี่ยวข้อง</w:t>
       </w:r>
     </w:p>
     <w:p>
       <w:pPr>
-        <w:rPr>
-          <w:rFonts w:hint="cs"/>
-        </w:rPr>
-      </w:pPr>
-      <w:r>
-        <w:tab/>
-      </w:r>
-      <w:r>
-        <w:rPr>
-          <w:cs/>
-        </w:rPr>
-        <w:t xml:space="preserve">ในอุตสาหกรรมเทคโนโลยีปัจจุบัน </w:t>
-      </w:r>
-      <w:r>
-        <w:t xml:space="preserve">Open Code </w:t>
-      </w:r>
-      <w:r>
-        <w:rPr>
-          <w:cs/>
-        </w:rPr>
-        <w:t>ถือเป็นรากฐานสำคัญที่ขับเคลื่อนนวัตกรรมระดับโลกมากมาย ไม่ว่าจะเป็นระบบปฏิบัติการ โครงสร้างพื้นฐานทางคลาวด์ (</w:t>
-      </w:r>
-      <w:r>
-        <w:t xml:space="preserve">Cloud Infrastructure) </w:t>
-      </w:r>
-      <w:r>
-        <w:rPr>
-          <w:cs/>
-        </w:rPr>
-        <w:t>หรือเทคโนโลยีปัญญาประดิษฐ์ (</w:t>
-      </w:r>
-      <w:r>
-        <w:t xml:space="preserve">AI) </w:t>
-      </w:r>
-      <w:r>
-        <w:rPr>
-          <w:cs/>
-        </w:rPr>
-        <w:t>การนำแนวคิดนี้มาใช้ไม่เพียงแต่ช่วยองค์กรและนักพัฒนาลดต้นทุนและย่นระยะเวลาในการสร้างผลิตภัณฑ์ใหม่ ๆ แต่ยังเป็นการสร้างระบบนิเวศ (</w:t>
-      </w:r>
-      <w:r>
-        <w:t xml:space="preserve">Ecosystem) </w:t>
-      </w:r>
-      <w:r>
-        <w:rPr>
-          <w:cs/>
-        </w:rPr>
-        <w:t>ของชุมชนที่แข็งแกร่งซึ่งเน้นความโปร่งใส (</w:t>
-      </w:r>
-      <w:r>
-        <w:t xml:space="preserve">Transparency) </w:t>
-      </w:r>
-      <w:r>
-        <w:rPr>
-          <w:cs/>
-        </w:rPr>
-        <w:t>และการแบ่งปันความรู้ ส่งผลให้เกิดมาตรฐานทางเทคโนโลยีใหม่ ๆ ที่มีความยั่งยืนและเปิดโอกาสให้ทุกคนสามารถเข้าถึงเพื่อนำไปใช้ประโยชน์สูงสุดได้</w:t>
+        <w:pStyle w:val="Heading3"/>
+      </w:pPr>
+      <w:r>
+        <w:t>Visual Studio Code</w:t>
       </w:r>
     </w:p>
     <w:p>
-      <w:pPr>
-        <w:rPr>
-          <w:rFonts w:eastAsia="TH SarabunPSK"/>
-        </w:rPr>
-      </w:pPr>
+      <w:r>
+        <w:tab/>
+      </w:r>
+      <w:r>
+        <w:tab/>
+      </w:r>
+      <w:r>
+        <w:t xml:space="preserve">Visual Studio Code (VS Code) </w:t>
+      </w:r>
+      <w:r>
+        <w:rPr>
+          <w:cs/>
+        </w:rPr>
+        <w:t>เป็นโปรแกรมประเภทเครื่องมือแก้ไขซอร์สโค้ด (</w:t>
+      </w:r>
+      <w:r>
+        <w:t xml:space="preserve">Source Code Editor) </w:t>
+      </w:r>
+      <w:r>
+        <w:rPr>
+          <w:cs/>
+        </w:rPr>
+        <w:t>ที่พัฒนาโดยบริษัทไมโครซอฟท์ (</w:t>
+      </w:r>
+      <w:r>
+        <w:t xml:space="preserve">Microsoft) </w:t>
+      </w:r>
+      <w:r>
+        <w:rPr>
+          <w:cs/>
+        </w:rPr>
+        <w:t>ซึ่งเปิดให้ใช้งานได้ฟรีและรองรับการทำงานข้ามแพลตฟอร์ม เป็นเครื่องมือที่มีประสิทธิภาพสูง มีจุดเด่นคือขนาดโปรแกรมที่เล็ก ความสามารถในการเติมคำสั่งโค้ดอัตโนมัติ (</w:t>
+      </w:r>
+      <w:r>
+        <w:t xml:space="preserve">IntelliSense) </w:t>
+      </w:r>
+      <w:r>
+        <w:rPr>
+          <w:cs/>
+        </w:rPr>
+        <w:t>การค้นหาข้อผิดพลาด (</w:t>
+      </w:r>
+      <w:r>
+        <w:t xml:space="preserve">Debugging) </w:t>
+      </w:r>
+      <w:r>
+        <w:rPr>
+          <w:cs/>
+        </w:rPr>
+        <w:t>และรองรับการติดตั้งส่วนเสริม (</w:t>
+      </w:r>
+      <w:r>
+        <w:t xml:space="preserve">Extensions) </w:t>
+      </w:r>
+      <w:r>
+        <w:rPr>
+          <w:cs/>
+        </w:rPr>
+        <w:t>มากมาย ทำให้การเขียนโค้ดและการจัดโครงสร้างระบบดำเนินไปได้อย่างรวดเร็ว</w:t>
+      </w:r>
     </w:p>
     <w:p>
       <w:pPr>
-        <w:pStyle w:val="Heading2"/>
-      </w:pPr>
-      <w:r>
-        <w:t>MySQL</w:t>
+        <w:pStyle w:val="Heading3"/>
+      </w:pPr>
+      <w:r>
+        <w:t>PhpMyAdmin</w:t>
       </w:r>
     </w:p>
     <w:p>
@@ -460,193 +669,106 @@
         <w:tab/>
       </w:r>
       <w:r>
+        <w:tab/>
+      </w:r>
+      <w:r>
+        <w:t xml:space="preserve">PhpMyAdmin </w:t>
+      </w:r>
+      <w:r>
+        <w:rPr>
+          <w:cs/>
+        </w:rPr>
+        <w:t>เป็นโปรแกรมประยุกต์แบบโอเพนซอร์ส (</w:t>
+      </w:r>
+      <w:r>
+        <w:t xml:space="preserve">Open Source) </w:t>
+      </w:r>
+      <w:r>
+        <w:rPr>
+          <w:cs/>
+        </w:rPr>
+        <w:t xml:space="preserve">ที่ถูกพัฒนาขึ้นด้วยภาษา </w:t>
+      </w:r>
+      <w:r>
+        <w:t xml:space="preserve">PHP </w:t>
+      </w:r>
+      <w:r>
+        <w:rPr>
+          <w:cs/>
+        </w:rPr>
+        <w:t xml:space="preserve">ทำหน้าที่เป็นเครื่องมือสำหรับบริหารจัดการระบบฐานข้อมูล </w:t>
+      </w:r>
+      <w:r>
         <w:t xml:space="preserve">MySQL </w:t>
       </w:r>
       <w:r>
         <w:rPr>
           <w:cs/>
         </w:rPr>
-        <w:t xml:space="preserve">คือ ระบบจัดการฐานข้อมูล หรือ </w:t>
-      </w:r>
-      <w:r>
-        <w:t xml:space="preserve">Database Management System (DBMS) </w:t>
-      </w:r>
-      <w:r>
-        <w:rPr>
-          <w:cs/>
-        </w:rPr>
-        <w:t xml:space="preserve">แบบข้อมูลเชิงสัมพันธ์ หรือ </w:t>
-      </w:r>
-      <w:r>
-        <w:t xml:space="preserve">Relational Database Management System (RDBMS) </w:t>
-      </w:r>
-      <w:r>
-        <w:rPr>
-          <w:cs/>
-        </w:rPr>
-        <w:t>ซึ่งเป็นระบบฐานข้อมูลที่จัดเก็บรวบรวมข้อมูลในรูปแบบตาราง โดยมีการแบ่งข้อมูลออกเป็นแถว (</w:t>
-      </w:r>
-      <w:r>
-        <w:t xml:space="preserve">Row) </w:t>
-      </w:r>
-      <w:r>
-        <w:rPr>
-          <w:cs/>
-        </w:rPr>
-        <w:t>และในแต่ละแถวแบ่งออกเป็นคอลัมน์ (</w:t>
-      </w:r>
-      <w:r>
-        <w:t xml:space="preserve">Column) </w:t>
-      </w:r>
-      <w:r>
-        <w:rPr>
-          <w:cs/>
-        </w:rPr>
-        <w:t>เพื่อเชื่อมโยงระหว่างข้อมูลในตารางกับข้อมูลในคอลัมน์ที่กำหนด แทนการเก็บข้อมูลที่แยกออกจากกัน โดยไม่มีความเชื่อมโยงกัน ซึ่งประกอบด้วยข้อมูล (</w:t>
-      </w:r>
-      <w:r>
-        <w:t xml:space="preserve">Attribute) </w:t>
-      </w:r>
-      <w:r>
-        <w:rPr>
-          <w:cs/>
-        </w:rPr>
-        <w:t>ที่มีความสัมพันธ์เชื่อมโยงกัน (</w:t>
-      </w:r>
-      <w:r>
-        <w:t xml:space="preserve">Relation) </w:t>
-      </w:r>
-      <w:r>
-        <w:rPr>
-          <w:cs/>
-        </w:rPr>
-        <w:t xml:space="preserve">โดยใช้ </w:t>
-      </w:r>
-      <w:r>
-        <w:t xml:space="preserve">RDBMS Tools </w:t>
-      </w:r>
-      <w:r>
-        <w:rPr>
-          <w:cs/>
-        </w:rPr>
-        <w:t xml:space="preserve">สำหรับการควบคุมและจัดเก็บฐานข้อมูลที่จำเป็น ทำให้นำไปประยุกต์ใช้งานได้ง่าย ช่วยเพิ่มประสิทธิภาพในการทำงานให้มีความยืดหยุ่นและรวดเร็วได้มากยิ่งขึ้น รวมถึงเชื่อมโยงข้อมูล ที่จัดแบ่งกลุ่มข้อมูลแต่ละประเภทได้ตามต้องการ จึงทำให้ </w:t>
-      </w:r>
-      <w:r>
-        <w:t xml:space="preserve">MySQL </w:t>
-      </w:r>
-      <w:r>
-        <w:rPr>
-          <w:cs/>
-        </w:rPr>
-        <w:t>เป็นโปรแกรมระบบจัดฐานข้อมูลที่ได้รับความนิยมสูง</w:t>
+        <w:t xml:space="preserve">หรือ </w:t>
+      </w:r>
+      <w:r>
+        <w:t xml:space="preserve">MariaDB </w:t>
+      </w:r>
+      <w:r>
+        <w:rPr>
+          <w:cs/>
+        </w:rPr>
+        <w:t>ผ่านส่วนติดต่อผู้ใช้งานบนเว็บ</w:t>
+      </w:r>
+      <w:proofErr w:type="spellStart"/>
+      <w:r>
+        <w:rPr>
+          <w:cs/>
+        </w:rPr>
+        <w:t>เบ</w:t>
+      </w:r>
+      <w:proofErr w:type="spellEnd"/>
+      <w:r>
+        <w:rPr>
+          <w:cs/>
+        </w:rPr>
+        <w:t>ราว์เซอร์ (</w:t>
+      </w:r>
+      <w:r>
+        <w:t xml:space="preserve">Web-based Interface) </w:t>
+      </w:r>
+      <w:r>
+        <w:rPr>
+          <w:cs/>
+        </w:rPr>
+        <w:t xml:space="preserve">โปรแกรมนี้ช่วยให้ผู้พัฒนาสามารถจัดการโครงสร้างฐานข้อมูล สร้างตาราง กำหนดความสัมพันธ์ระหว่างตาราง และประมวลผลคำสั่ง </w:t>
+      </w:r>
+      <w:r>
+        <w:t xml:space="preserve">SQL </w:t>
+      </w:r>
+      <w:r>
+        <w:rPr>
+          <w:cs/>
+        </w:rPr>
+        <w:t xml:space="preserve">ต่างๆ เช่น การแทรก </w:t>
+      </w:r>
+      <w:proofErr w:type="spellStart"/>
+      <w:r>
+        <w:rPr>
+          <w:cs/>
+        </w:rPr>
+        <w:t>อัป</w:t>
+      </w:r>
+      <w:proofErr w:type="spellEnd"/>
+      <w:r>
+        <w:rPr>
+          <w:cs/>
+        </w:rPr>
+        <w:t>เดต หรือลบข้อมูล ได้อย่างสะดวกและมองเห็นภาพรวมของข้อมูลได้ชัดเจนยิ่งขึ้น</w:t>
       </w:r>
     </w:p>
     <w:p>
-      <w:r>
-        <w:t xml:space="preserve">MySQL </w:t>
-      </w:r>
-      <w:r>
-        <w:rPr>
-          <w:cs/>
-        </w:rPr>
-        <w:t>เป็น</w:t>
-      </w:r>
-      <w:r>
-        <w:t xml:space="preserve"> </w:t>
-      </w:r>
-      <w:hyperlink r:id="rId11" w:tgtFrame="_blank" w:history="1">
-        <w:r>
-          <w:rPr>
-            <w:rStyle w:val="Hyperlink"/>
-            <w:color w:val="000000" w:themeColor="text1"/>
-            <w:u w:val="none"/>
-          </w:rPr>
-          <w:t>Open Source</w:t>
-        </w:r>
-      </w:hyperlink>
-      <w:r>
-        <w:t xml:space="preserve"> </w:t>
-      </w:r>
-      <w:r>
-        <w:rPr>
-          <w:cs/>
-        </w:rPr>
-        <w:t xml:space="preserve">ที่ถูกพัฒนาขึ้นจาก </w:t>
-      </w:r>
-      <w:r>
-        <w:t xml:space="preserve">MySQL AB </w:t>
-      </w:r>
-      <w:r>
-        <w:rPr>
-          <w:cs/>
-        </w:rPr>
-        <w:t xml:space="preserve">ในประเทศสวีเดน โดยชาวสวีเดน </w:t>
-      </w:r>
-      <w:r>
-        <w:t xml:space="preserve">2 </w:t>
-      </w:r>
-      <w:r>
-        <w:rPr>
-          <w:cs/>
-        </w:rPr>
-        <w:t xml:space="preserve">คน คือ </w:t>
-      </w:r>
-      <w:r>
-        <w:t xml:space="preserve">David Axmark </w:t>
-      </w:r>
-      <w:r>
-        <w:rPr>
-          <w:cs/>
-        </w:rPr>
-        <w:t xml:space="preserve">และ </w:t>
-      </w:r>
-      <w:r>
-        <w:t xml:space="preserve">Allan Larsson </w:t>
-      </w:r>
-      <w:r>
-        <w:rPr>
-          <w:cs/>
-        </w:rPr>
-        <w:t xml:space="preserve">ร่วมกับชาวฟินแลนด์ </w:t>
-      </w:r>
-      <w:r>
-        <w:t xml:space="preserve">Michael Monty Widenius </w:t>
-      </w:r>
-      <w:r>
-        <w:rPr>
-          <w:cs/>
-        </w:rPr>
-        <w:t xml:space="preserve">ซึ่งต่อมาในปี ค.ศ. </w:t>
-      </w:r>
-      <w:r>
-        <w:t xml:space="preserve">2008 </w:t>
-      </w:r>
-      <w:r>
-        <w:rPr>
-          <w:cs/>
-        </w:rPr>
-        <w:t xml:space="preserve">ถูกซื้อกิจการโดย </w:t>
-      </w:r>
-      <w:r>
-        <w:t xml:space="preserve">Sun Microsystems </w:t>
-      </w:r>
-      <w:r>
-        <w:rPr>
-          <w:cs/>
-        </w:rPr>
-        <w:t xml:space="preserve">และภายหลัง </w:t>
-      </w:r>
-      <w:r>
-        <w:t xml:space="preserve">Oracle Corporation </w:t>
-      </w:r>
-      <w:r>
-        <w:rPr>
-          <w:cs/>
-        </w:rPr>
-        <w:t xml:space="preserve">ได้เข้าซื้อกิจการในปี ค.ศ. </w:t>
-      </w:r>
-      <w:r>
-        <w:t>2010 </w:t>
+      <w:pPr>
+        <w:pStyle w:val="Heading3"/>
+      </w:pPr>
+      <w:r>
+        <w:t>Microsoft Edge</w:t>
       </w:r>
     </w:p>
     <w:p>
@@ -654,183 +776,173 @@
         <w:tab/>
       </w:r>
       <w:r>
-        <w:t xml:space="preserve">MySQL </w:t>
-      </w:r>
-      <w:r>
-        <w:rPr>
-          <w:cs/>
-        </w:rPr>
-        <w:t xml:space="preserve">มีหน้าที่จัดเก็บข้อมูลอย่างเป็นระบบ รองรับคำสั่งภาษา </w:t>
-      </w:r>
-      <w:r>
-        <w:t xml:space="preserve">Structured Query Language </w:t>
-      </w:r>
-      <w:r>
-        <w:rPr>
-          <w:cs/>
-        </w:rPr>
-        <w:t xml:space="preserve">หรือ </w:t>
-      </w:r>
-      <w:r>
-        <w:t xml:space="preserve">SQL </w:t>
-      </w:r>
-      <w:r>
-        <w:rPr>
-          <w:cs/>
-        </w:rPr>
-        <w:t>เพื่อจัดการกับฐานข้อมูลโดยเฉพาะ เป็นภาษามาตรฐานบนระบบฐานข้อมูลเชิงสัมพันธ์และเป็นระบบเปิด (</w:t>
-      </w:r>
-      <w:r>
-        <w:t xml:space="preserve">Open System) </w:t>
-      </w:r>
-      <w:r>
-        <w:rPr>
-          <w:cs/>
-        </w:rPr>
-        <w:t>ที่มีโครงสร้างของภาษาที่เข้าใจง่าย ไม่ซับซ้อน และนิยมใช้งานร่วมกับภาษาโปรแกรม</w:t>
-      </w:r>
-      <w:r>
-        <w:t xml:space="preserve"> </w:t>
-      </w:r>
-      <w:hyperlink r:id="rId12" w:tgtFrame="_blank" w:history="1">
-        <w:r>
-          <w:rPr>
-            <w:rStyle w:val="Hyperlink"/>
-            <w:color w:val="000000" w:themeColor="text1"/>
-            <w:u w:val="none"/>
-          </w:rPr>
-          <w:t>PHP</w:t>
-        </w:r>
-      </w:hyperlink>
-      <w:r>
-        <w:t xml:space="preserve"> </w:t>
-      </w:r>
-      <w:r>
-        <w:rPr>
-          <w:cs/>
-        </w:rPr>
-        <w:t xml:space="preserve">รวมถึงภาษาอื่น ๆ ที่สามารถทำงานร่วมกันกับฐานข้อมูล </w:t>
-      </w:r>
-      <w:r>
-        <w:t xml:space="preserve">MySQL </w:t>
-      </w:r>
-      <w:r>
-        <w:rPr>
-          <w:cs/>
-        </w:rPr>
-        <w:t xml:space="preserve">ได้หลากหลาย เช่น </w:t>
-      </w:r>
-      <w:r>
-        <w:t xml:space="preserve">C, C++, Python, Java </w:t>
-      </w:r>
-      <w:r>
-        <w:rPr>
-          <w:cs/>
-        </w:rPr>
-        <w:t xml:space="preserve">เป็นต้น อีกทั้ง </w:t>
-      </w:r>
-      <w:r>
-        <w:t xml:space="preserve">MySQL </w:t>
-      </w:r>
-      <w:r>
-        <w:rPr>
-          <w:cs/>
-        </w:rPr>
-        <w:t xml:space="preserve">ยังได้รับการออกแบบและปรับให้มีความเหมาะสมสำหรับการพัฒนา </w:t>
-      </w:r>
-      <w:r>
-        <w:t xml:space="preserve">Website </w:t>
-      </w:r>
-      <w:r>
-        <w:rPr>
-          <w:cs/>
-        </w:rPr>
-        <w:t xml:space="preserve">และ </w:t>
-      </w:r>
-      <w:r>
-        <w:t xml:space="preserve">Web Application </w:t>
-      </w:r>
-      <w:r>
-        <w:rPr>
-          <w:cs/>
-        </w:rPr>
-        <w:t>ทำให้สามารถรองรับการ</w:t>
-      </w:r>
-      <w:r>
-        <w:rPr>
-          <w:cs/>
-        </w:rPr>
-        <w:lastRenderedPageBreak/>
-        <w:t>ทำงานได้ทุกแพลตฟอร์ม รวมถึงการอนุญาตให้ผู้ใช้งานหลายคนสามารถใช้งานพร้อมกันได้ (</w:t>
-      </w:r>
-      <w:r>
-        <w:t xml:space="preserve">Multi-user) </w:t>
-      </w:r>
-      <w:r>
-        <w:rPr>
-          <w:cs/>
-        </w:rPr>
-        <w:t>นอกจากนั้นยังสามารถจัดการและสร้างฐานข้อมูลจำนวนมากรวมถึงประมวลผลหลาย ๆ งานได้พร้อมกัน (</w:t>
-      </w:r>
-      <w:r>
-        <w:t xml:space="preserve">Multi-threaded) </w:t>
-      </w:r>
-      <w:r>
-        <w:rPr>
-          <w:cs/>
-        </w:rPr>
-        <w:t xml:space="preserve">อย่างสมบูรณ์ จึงทำให้ </w:t>
-      </w:r>
-      <w:r>
-        <w:t xml:space="preserve">MySQL </w:t>
-      </w:r>
-      <w:r>
-        <w:rPr>
-          <w:cs/>
-        </w:rPr>
-        <w:t xml:space="preserve">เป็นตัวเลือกยอดนิยมสำหรับธุรกิจการพาณิชย์อิเล็กทรอนิกส์ หรือ </w:t>
-      </w:r>
-      <w:r>
-        <w:t xml:space="preserve">Electronic Commerce (E-Commerce) </w:t>
-      </w:r>
-      <w:r>
-        <w:rPr>
-          <w:cs/>
-        </w:rPr>
-        <w:t xml:space="preserve">และเหมาะสำหรับการนำไปใช้งานสร้างเว็บไซต์ทั่วไป เพราะมีความแม่นยำ ครบครัน ช่วยให้เข้าถึงข้อมูลได้อย่างรวดเร็ว อีกทั้งยังมีความน่าเชื่อถือสูง และยังมีโปรแกรมเสริมช่วยจัดฐานข้อมูลที่ใช้งานง่าย เช่น </w:t>
-      </w:r>
-      <w:r>
-        <w:t xml:space="preserve">Mysql Admin, </w:t>
-      </w:r>
-      <w:hyperlink r:id="rId13" w:tgtFrame="_blank" w:history="1">
-        <w:r>
-          <w:rPr>
-            <w:rStyle w:val="Hyperlink"/>
-            <w:color w:val="000000" w:themeColor="text1"/>
-            <w:u w:val="none"/>
-          </w:rPr>
-          <w:t>phpMyAdmin</w:t>
-        </w:r>
-      </w:hyperlink>
-      <w:r>
-        <w:rPr>
-          <w:color w:val="000000" w:themeColor="text1"/>
-        </w:rPr>
-        <w:t xml:space="preserve"> </w:t>
-      </w:r>
-      <w:r>
-        <w:rPr>
-          <w:cs/>
-        </w:rPr>
-        <w:t>เป็นต้น</w:t>
-      </w:r>
-      <w:r>
-        <w:t> </w:t>
+        <w:tab/>
+      </w:r>
+      <w:r>
+        <w:t xml:space="preserve">Microsoft Edge </w:t>
+      </w:r>
+      <w:r>
+        <w:rPr>
+          <w:cs/>
+        </w:rPr>
+        <w:t>เป็นโปรแกรมเว็บ</w:t>
+      </w:r>
+      <w:proofErr w:type="spellStart"/>
+      <w:r>
+        <w:rPr>
+          <w:cs/>
+        </w:rPr>
+        <w:t>เบ</w:t>
+      </w:r>
+      <w:proofErr w:type="spellEnd"/>
+      <w:r>
+        <w:rPr>
+          <w:cs/>
+        </w:rPr>
+        <w:t>ราว์เซอร์ (</w:t>
+      </w:r>
+      <w:r>
+        <w:t xml:space="preserve">Web Browser) </w:t>
+      </w:r>
+      <w:r>
+        <w:rPr>
+          <w:cs/>
+        </w:rPr>
+        <w:t>ที่พัฒนาโดยบริษัทไมโครซอฟท์ โดยใช้เครื่องยนต์ (</w:t>
+      </w:r>
+      <w:r>
+        <w:t xml:space="preserve">Engine) Chromium </w:t>
+      </w:r>
+      <w:r>
+        <w:rPr>
+          <w:cs/>
+        </w:rPr>
+        <w:t>เป็นแกนหลักในการทำงาน มีหน้าที่หลักในการเรียกดูและประมวลผลหน้าเว็บไซต์ ในขั้นตอนการพัฒนาระบบนี้ โปรแกรมเว็บ</w:t>
+      </w:r>
+      <w:proofErr w:type="spellStart"/>
+      <w:r>
+        <w:rPr>
+          <w:cs/>
+        </w:rPr>
+        <w:t>เบ</w:t>
+      </w:r>
+      <w:proofErr w:type="spellEnd"/>
+      <w:r>
+        <w:rPr>
+          <w:cs/>
+        </w:rPr>
+        <w:t>ราว์เซอร์ถูกนำมาใช้สำหรับการแสดงผลลัพธ์ของหน้าจอส่วนติดต่อผู้ใช้งาน การทดสอบความเข้ากันได้ของระบบ (</w:t>
+      </w:r>
+      <w:r>
+        <w:t xml:space="preserve">Compatibility) </w:t>
+      </w:r>
+      <w:r>
+        <w:rPr>
+          <w:cs/>
+        </w:rPr>
+        <w:t>การทดสอบระบบธีมสี และการค้นหาข้อผิดพลาดของสคริปต์ฝั่งไคลเอน</w:t>
+      </w:r>
+      <w:proofErr w:type="spellStart"/>
+      <w:r>
+        <w:rPr>
+          <w:cs/>
+        </w:rPr>
+        <w:t>ต์</w:t>
+      </w:r>
+      <w:proofErr w:type="spellEnd"/>
+      <w:r>
+        <w:rPr>
+          <w:cs/>
+        </w:rPr>
+        <w:t xml:space="preserve"> (</w:t>
+      </w:r>
+      <w:r>
+        <w:t>Client-Side Debugging)</w:t>
       </w:r>
     </w:p>
     <w:p/>
+    <w:p/>
+    <w:p/>
+    <w:p/>
+    <w:p/>
+    <w:p/>
+    <w:p>
+      <w:pPr>
+        <w:pStyle w:val="Heading3"/>
+      </w:pPr>
+      <w:proofErr w:type="spellStart"/>
+      <w:r>
+        <w:lastRenderedPageBreak/>
+        <w:t>OpenCode</w:t>
+      </w:r>
+      <w:proofErr w:type="spellEnd"/>
+    </w:p>
+    <w:p>
+      <w:pPr>
+        <w:rPr>
+          <w:rFonts w:hint="cs"/>
+        </w:rPr>
+      </w:pPr>
+      <w:r>
+        <w:tab/>
+      </w:r>
+      <w:r>
+        <w:tab/>
+      </w:r>
+      <w:proofErr w:type="spellStart"/>
+      <w:r>
+        <w:t>OpenCode</w:t>
+      </w:r>
+      <w:proofErr w:type="spellEnd"/>
+      <w:r>
+        <w:t xml:space="preserve"> </w:t>
+      </w:r>
+      <w:r>
+        <w:rPr>
+          <w:cs/>
+        </w:rPr>
+        <w:t>เป็นเครื่องมือและแพลตฟอร์มสำหรับการพัฒนาโปรแกรมที่ส่งเสริมการทำงานร่วมกันแบบรหัสเปิด (</w:t>
+      </w:r>
+      <w:r>
+        <w:t xml:space="preserve">Open Source) </w:t>
+      </w:r>
+      <w:r>
+        <w:rPr>
+          <w:cs/>
+        </w:rPr>
+        <w:t>โดยมุ่งเน้นให้นักพัฒนาสามารถเข้าถึง จัดการ และตรวจสอบการเปลี่ยนแปลงของซอร์สโค้ดได้อย่างมีประสิทธิภาพ เครื่องมือในลักษณะนี้ถูกออกแบบมาเพื่อสนับสนุนการทำงานเป็นทีม ช่วยในการบริหารจัดการ</w:t>
+      </w:r>
+      <w:proofErr w:type="spellStart"/>
+      <w:r>
+        <w:rPr>
+          <w:cs/>
+        </w:rPr>
+        <w:t>เวอร์ชัน</w:t>
+      </w:r>
+      <w:proofErr w:type="spellEnd"/>
+      <w:r>
+        <w:rPr>
+          <w:cs/>
+        </w:rPr>
+        <w:t>ของโปรเจก</w:t>
+      </w:r>
+      <w:proofErr w:type="spellStart"/>
+      <w:r>
+        <w:rPr>
+          <w:cs/>
+        </w:rPr>
+        <w:t>ต์</w:t>
+      </w:r>
+      <w:proofErr w:type="spellEnd"/>
+      <w:r>
+        <w:rPr>
+          <w:cs/>
+        </w:rPr>
+        <w:t xml:space="preserve"> และอำนวยความสะดวกในการบูรณาการโค้ดจากผู้พัฒนาหลายฝ่ายเข้าด้วยกัน เพื่อให้กระบวนการพัฒนาซอฟต์แวร์มีความต่อเนื่องและมีความปลอดภัยสูงสุด</w:t>
+      </w:r>
+    </w:p>
     <w:sectPr>
-      <w:headerReference w:type="default" r:id="rId14"/>
+      <w:headerReference w:type="default" r:id="rId11"/>
       <w:pgSz w:w="11906" w:h="16838" w:code="9"/>
       <w:pgMar w:top="2160" w:right="1440" w:bottom="1440" w:left="2160" w:header="1440" w:footer="709" w:gutter="0"/>
       <w:cols w:space="708"/>
@@ -3697,30 +3809,6 @@
 </file>
 
 <file path=customXml/item1.xml><?xml version="1.0" encoding="utf-8"?>
-<p:properties xmlns:p="http://schemas.microsoft.com/office/2006/metadata/properties" xmlns:xsi="http://www.w3.org/2001/XMLSchema-instance" xmlns:pc="http://schemas.microsoft.com/office/infopath/2007/PartnerControls">
-  <documentManagement>
-    <lcf76f155ced4ddcb4097134ff3c332f xmlns="413aea6a-afdb-4d88-b833-b2462709287e">
-      <Terms xmlns="http://schemas.microsoft.com/office/infopath/2007/PartnerControls"/>
-    </lcf76f155ced4ddcb4097134ff3c332f>
-    <TaxCatchAll xmlns="eb0c45c8-85b6-4e00-a5af-15633ec3585f" xsi:nil="true"/>
-  </documentManagement>
-</p:properties>
-</file>
-
-<file path=customXml/item2.xml><?xml version="1.0" encoding="utf-8"?>
-<?mso-contentType ?>
-<FormTemplates xmlns="http://schemas.microsoft.com/sharepoint/v3/contenttype/forms">
-  <Display>DocumentLibraryForm</Display>
-  <Edit>DocumentLibraryForm</Edit>
-  <New>DocumentLibraryForm</New>
-</FormTemplates>
-</file>
-
-<file path=customXml/item3.xml><?xml version="1.0" encoding="utf-8"?>
-<b:Sources xmlns:b="http://schemas.openxmlformats.org/officeDocument/2006/bibliography" xmlns="http://schemas.openxmlformats.org/officeDocument/2006/bibliography" SelectedStyle="\APASixthEditionOfficeOnline.xsl" StyleName="APA" Version="6"/>
-</file>
-
-<file path=customXml/item4.xml><?xml version="1.0" encoding="utf-8"?>
 <ct:contentTypeSchema xmlns:ct="http://schemas.microsoft.com/office/2006/metadata/contentType" xmlns:ma="http://schemas.microsoft.com/office/2006/metadata/properties/metaAttributes" ct:_="" ma:_="" ma:contentTypeName="Document" ma:contentTypeID="0x010100DAC155C35F05244586AE9DD67D12075F" ma:contentTypeVersion="13" ma:contentTypeDescription="Create a new document." ma:contentTypeScope="" ma:versionID="fb2dae68cae51973f7aabb200b93039d">
   <xsd:schema xmlns:xsd="http://www.w3.org/2001/XMLSchema" xmlns:xs="http://www.w3.org/2001/XMLSchema" xmlns:p="http://schemas.microsoft.com/office/2006/metadata/properties" xmlns:ns2="413aea6a-afdb-4d88-b833-b2462709287e" xmlns:ns3="eb0c45c8-85b6-4e00-a5af-15633ec3585f" targetNamespace="http://schemas.microsoft.com/office/2006/metadata/properties" ma:root="true" ma:fieldsID="c0354065b21958d9996dabbe2bf9af5a" ns2:_="" ns3:_="">
     <xsd:import namespace="413aea6a-afdb-4d88-b833-b2462709287e"/>
@@ -3943,34 +4031,31 @@
 </ct:contentTypeSchema>
 </file>
 
-<file path=customXml/itemProps1.xml><?xml version="1.0" encoding="utf-8"?>
-<ds:datastoreItem xmlns:ds="http://schemas.openxmlformats.org/officeDocument/2006/customXml" ds:itemID="{E5344071-A691-4AB8-AD87-2E248E9D13D6}">
-  <ds:schemaRefs>
-    <ds:schemaRef ds:uri="http://schemas.microsoft.com/office/2006/metadata/properties"/>
-    <ds:schemaRef ds:uri="http://schemas.microsoft.com/office/infopath/2007/PartnerControls"/>
-    <ds:schemaRef ds:uri="413aea6a-afdb-4d88-b833-b2462709287e"/>
-    <ds:schemaRef ds:uri="eb0c45c8-85b6-4e00-a5af-15633ec3585f"/>
-  </ds:schemaRefs>
-</ds:datastoreItem>
+<file path=customXml/item2.xml><?xml version="1.0" encoding="utf-8"?>
+<b:Sources xmlns:b="http://schemas.openxmlformats.org/officeDocument/2006/bibliography" xmlns="http://schemas.openxmlformats.org/officeDocument/2006/bibliography" SelectedStyle="\APASixthEditionOfficeOnline.xsl" StyleName="APA" Version="6"/>
 </file>
 
-<file path=customXml/itemProps2.xml><?xml version="1.0" encoding="utf-8"?>
-<ds:datastoreItem xmlns:ds="http://schemas.openxmlformats.org/officeDocument/2006/customXml" ds:itemID="{93A40336-4B0D-44D1-900C-9B236DA8364C}">
-  <ds:schemaRefs>
-    <ds:schemaRef ds:uri="http://schemas.microsoft.com/sharepoint/v3/contenttype/forms"/>
-  </ds:schemaRefs>
-</ds:datastoreItem>
+<file path=customXml/item3.xml><?xml version="1.0" encoding="utf-8"?>
+<?mso-contentType ?>
+<FormTemplates xmlns="http://schemas.microsoft.com/sharepoint/v3/contenttype/forms">
+  <Display>DocumentLibraryForm</Display>
+  <Edit>DocumentLibraryForm</Edit>
+  <New>DocumentLibraryForm</New>
+</FormTemplates>
 </file>
 
-<file path=customXml/itemProps3.xml><?xml version="1.0" encoding="utf-8"?>
-<ds:datastoreItem xmlns:ds="http://schemas.openxmlformats.org/officeDocument/2006/customXml" ds:itemID="{966DE796-75C4-42E9-A3CB-7E0FAD956E40}">
-  <ds:schemaRefs>
-    <ds:schemaRef ds:uri="http://schemas.openxmlformats.org/officeDocument/2006/bibliography"/>
-  </ds:schemaRefs>
-</ds:datastoreItem>
+<file path=customXml/item4.xml><?xml version="1.0" encoding="utf-8"?>
+<p:properties xmlns:p="http://schemas.microsoft.com/office/2006/metadata/properties" xmlns:xsi="http://www.w3.org/2001/XMLSchema-instance" xmlns:pc="http://schemas.microsoft.com/office/infopath/2007/PartnerControls">
+  <documentManagement>
+    <lcf76f155ced4ddcb4097134ff3c332f xmlns="413aea6a-afdb-4d88-b833-b2462709287e">
+      <Terms xmlns="http://schemas.microsoft.com/office/infopath/2007/PartnerControls"/>
+    </lcf76f155ced4ddcb4097134ff3c332f>
+    <TaxCatchAll xmlns="eb0c45c8-85b6-4e00-a5af-15633ec3585f" xsi:nil="true"/>
+  </documentManagement>
+</p:properties>
 </file>
 
-<file path=customXml/itemProps4.xml><?xml version="1.0" encoding="utf-8"?>
+<file path=customXml/itemProps1.xml><?xml version="1.0" encoding="utf-8"?>
 <ds:datastoreItem xmlns:ds="http://schemas.openxmlformats.org/officeDocument/2006/customXml" ds:itemID="{66EAF5BE-5637-49B4-8112-2381ED9FCF34}">
   <ds:schemaRefs>
     <ds:schemaRef ds:uri="http://schemas.microsoft.com/office/2006/metadata/contentType"/>
@@ -3987,4 +4072,31 @@
     <ds:schemaRef ds:uri="http://schemas.microsoft.com/internal/obd"/>
   </ds:schemaRefs>
 </ds:datastoreItem>
+</file>
+
+<file path=customXml/itemProps2.xml><?xml version="1.0" encoding="utf-8"?>
+<ds:datastoreItem xmlns:ds="http://schemas.openxmlformats.org/officeDocument/2006/customXml" ds:itemID="{966DE796-75C4-42E9-A3CB-7E0FAD956E40}">
+  <ds:schemaRefs>
+    <ds:schemaRef ds:uri="http://schemas.openxmlformats.org/officeDocument/2006/bibliography"/>
+  </ds:schemaRefs>
+</ds:datastoreItem>
+</file>
+
+<file path=customXml/itemProps3.xml><?xml version="1.0" encoding="utf-8"?>
+<ds:datastoreItem xmlns:ds="http://schemas.openxmlformats.org/officeDocument/2006/customXml" ds:itemID="{93A40336-4B0D-44D1-900C-9B236DA8364C}">
+  <ds:schemaRefs>
+    <ds:schemaRef ds:uri="http://schemas.microsoft.com/sharepoint/v3/contenttype/forms"/>
+  </ds:schemaRefs>
+</ds:datastoreItem>
+</file>
+
+<file path=customXml/itemProps4.xml><?xml version="1.0" encoding="utf-8"?>
+<ds:datastoreItem xmlns:ds="http://schemas.openxmlformats.org/officeDocument/2006/customXml" ds:itemID="{E5344071-A691-4AB8-AD87-2E248E9D13D6}">
+  <ds:schemaRefs>
+    <ds:schemaRef ds:uri="http://schemas.microsoft.com/office/2006/metadata/properties"/>
+    <ds:schemaRef ds:uri="http://schemas.microsoft.com/office/infopath/2007/PartnerControls"/>
+    <ds:schemaRef ds:uri="413aea6a-afdb-4d88-b833-b2462709287e"/>
+    <ds:schemaRef ds:uri="eb0c45c8-85b6-4e00-a5af-15633ec3585f"/>
+  </ds:schemaRefs>
+</ds:datastoreItem>
 </file>
--- a/asset บทที่ 2.docx
+++ b/asset บทที่ 2.docx
@@ -870,12 +870,10 @@
       <w:pPr>
         <w:pStyle w:val="Heading3"/>
       </w:pPr>
-      <w:proofErr w:type="spellStart"/>
       <w:r>
         <w:lastRenderedPageBreak/>
         <w:t>OpenCode</w:t>
       </w:r>
-      <w:proofErr w:type="spellEnd"/>
     </w:p>
     <w:p>
       <w:pPr>
@@ -889,13 +887,8 @@
       <w:r>
         <w:tab/>
       </w:r>
-      <w:proofErr w:type="spellStart"/>
-      <w:r>
-        <w:t>OpenCode</w:t>
-      </w:r>
-      <w:proofErr w:type="spellEnd"/>
-      <w:r>
-        <w:t xml:space="preserve"> </w:t>
+      <w:r>
+        <w:t xml:space="preserve">OpenCode </w:t>
       </w:r>
       <w:r>
         <w:rPr>
@@ -910,21 +903,7 @@
         <w:rPr>
           <w:cs/>
         </w:rPr>
-        <w:t>โดยมุ่งเน้นให้นักพัฒนาสามารถเข้าถึง จัดการ และตรวจสอบการเปลี่ยนแปลงของซอร์สโค้ดได้อย่างมีประสิทธิภาพ เครื่องมือในลักษณะนี้ถูกออกแบบมาเพื่อสนับสนุนการทำงานเป็นทีม ช่วยในการบริหารจัดการ</w:t>
-      </w:r>
-      <w:proofErr w:type="spellStart"/>
-      <w:r>
-        <w:rPr>
-          <w:cs/>
-        </w:rPr>
-        <w:t>เวอร์ชัน</w:t>
-      </w:r>
-      <w:proofErr w:type="spellEnd"/>
-      <w:r>
-        <w:rPr>
-          <w:cs/>
-        </w:rPr>
-        <w:t>ของโปรเจก</w:t>
+        <w:t>โดยมุ่งเน้นให้นักพัฒนาสามารถเข้าถึง จัดการ และตรวจสอบการเปลี่ยนแปลงของซอร์สโค้ดได้อย่างมีประสิทธิภาพ เครื่องมือในลักษณะนี้ถูกออกแบบมาเพื่อสนับสนุนการทำงานเป็นทีม ช่วยในการบริหารจัดการเวอร์ชันของโปรเจก</w:t>
       </w:r>
       <w:proofErr w:type="spellStart"/>
       <w:r>
